--- a/outputs/weekly/2026-W31_當週鐵人新知與文章整理.docx
+++ b/outputs/weekly/2026-W31_當週鐵人新知與文章整理.docx
@@ -27,7 +27,7 @@
           <w:color w:val="555555"/>
           <w:sz w:val="19"/>
         </w:rPr>
-        <w:t>彙整時間：2026-07-27 08:41:59　｜　時間範圍：過去 7 天</w:t>
+        <w:t>彙整時間：2026-07-27 09:30:29　｜　時間範圍：過去 7 天</w:t>
         <w:br/>
         <w:t>來源網站：Slowtwitch, Triathlete, 220 Triathlon, TrainingPeaks, Joe Friel</w:t>
       </w:r>

--- a/outputs/weekly/2026-W31_當週鐵人新知與文章整理.docx
+++ b/outputs/weekly/2026-W31_當週鐵人新知與文章整理.docx
@@ -27,7 +27,7 @@
           <w:color w:val="555555"/>
           <w:sz w:val="19"/>
         </w:rPr>
-        <w:t>彙整時間：2026-07-27 09:30:29　｜　時間範圍：過去 7 天</w:t>
+        <w:t>彙整時間：2026-08-02 19:53:27　｜　時間範圍：過去 7 天</w:t>
         <w:br/>
         <w:t>來源網站：Slowtwitch, Triathlete, 220 Triathlon, TrainingPeaks, Joe Friel</w:t>
       </w:r>
@@ -59,7 +59,7 @@
           <w:color w:val="595959"/>
           <w:sz w:val="19"/>
         </w:rPr>
-        <w:t xml:space="preserve">【220 Triathlon | 2026-07-26】 </w:t>
+        <w:t xml:space="preserve">【Triathlete Magazine | 2026-07-31】 </w:t>
       </w:r>
       <w:hyperlink w:rId="rId11">
         <w:r>
@@ -70,7 +70,7 @@
             <w:rFonts w:ascii="Calibri" w:hAnsi="Calibri" w:eastAsia="Microsoft JhengHei"/>
             <w:sz w:val="22"/>
           </w:rPr>
-          <w:t>“It was nice to have another battle with Vasco!” Matt Hauser sprints to the win in WTCS London men’s race</w:t>
+          <w:t>Triathlon Gear Review: July 2026 Editor Picks</w:t>
         </w:r>
       </w:hyperlink>
     </w:p>
@@ -86,7 +86,9 @@
           <w:color w:val="444444"/>
           <w:sz w:val="19"/>
         </w:rPr>
-        <w:t>An action-packed return to London for the World Triathlon Championship Series (WTCS) saw plenty to keep spectators entertained, including another sprint to the finish between Matt Hauser and Vasco Vil...</w:t>
+        <w:t>From "illegal" ultra-distance shoes to swimsuits with support and travel-ready recovery tools, our editors share the gear that powered their training this month.</w:t>
+        <w:br/>
+        <w:t>Read the full article at Triathlon Gea...</w:t>
       </w:r>
     </w:p>
     <w:p>
@@ -101,7 +103,7 @@
           <w:color w:val="595959"/>
           <w:sz w:val="19"/>
         </w:rPr>
-        <w:t xml:space="preserve">【220 Triathlon | 2026-07-24】 </w:t>
+        <w:t xml:space="preserve">【220 Triathlon | 2026-07-30】 </w:t>
       </w:r>
       <w:hyperlink w:rId="rId12">
         <w:r>
@@ -112,7 +114,7 @@
             <w:rFonts w:ascii="Calibri" w:hAnsi="Calibri" w:eastAsia="Microsoft JhengHei"/>
             <w:sz w:val="22"/>
           </w:rPr>
-          <w:t>What are the best waterproof swimming headphones in 2026? We’ve tested six fully submergible options</w:t>
+          <w:t>Harsh truth: Your goggles aren’t the problem, it’s your sighting that’s the issue</w:t>
         </w:r>
       </w:hyperlink>
     </w:p>
@@ -128,7 +130,7 @@
           <w:color w:val="444444"/>
           <w:sz w:val="19"/>
         </w:rPr>
-        <w:t>Love training to music and want to do exactly that in the pool? Swim coach Helen Webster tests the best waterproof headphones for swimming...</w:t>
+        <w:t>Poor goggles shouldn’t be an excuse for not looking where you’re going in the water, argues swim coach Helen Webster. Can you relate?</w:t>
       </w:r>
     </w:p>
     <w:p>
@@ -143,7 +145,7 @@
           <w:color w:val="595959"/>
           <w:sz w:val="19"/>
         </w:rPr>
-        <w:t xml:space="preserve">【Triathlete Magazine | 2026-07-22】 </w:t>
+        <w:t xml:space="preserve">【Triathlete Magazine | 2026-07-28】 </w:t>
       </w:r>
       <w:hyperlink w:rId="rId13">
         <w:r>
@@ -154,7 +156,7 @@
             <w:rFonts w:ascii="Calibri" w:hAnsi="Calibri" w:eastAsia="Microsoft JhengHei"/>
             <w:sz w:val="22"/>
           </w:rPr>
-          <w:t>For These Van Life Families, The Ultimate Road Trip is Chasing the Youth Triathlon Dream</w:t>
+          <w:t>The Truth Behind the Headlines: Is Triathlon Actually Dangerous?</w:t>
         </w:r>
       </w:hyperlink>
     </w:p>
@@ -170,49 +172,9 @@
           <w:color w:val="444444"/>
           <w:sz w:val="19"/>
         </w:rPr>
-        <w:t>How far would you drive for your kid's triathlon dream? For off-road triathlon’s “van life” families, these vehicles are the engines of a lifestyle that prioritizes adventure, shared experiences, and ...</w:t>
-      </w:r>
-    </w:p>
-    <w:p>
-      <w:pPr>
-        <w:keepNext/>
-        <w:spacing w:before="160" w:after="40"/>
-      </w:pPr>
-      <w:r>
-        <w:rPr>
-          <w:rFonts w:ascii="Calibri" w:hAnsi="Calibri" w:eastAsia="Microsoft JhengHei"/>
-          <w:b/>
-          <w:color w:val="595959"/>
-          <w:sz w:val="19"/>
-        </w:rPr>
-        <w:t xml:space="preserve">【220 Triathlon | 2026-07-20】 </w:t>
-      </w:r>
-      <w:hyperlink w:rId="rId14">
-        <w:r>
-          <w:rPr>
-            <w:color w:val="1F4D78"/>
-            <w:u w:val="single"/>
-            <w:b/>
-            <w:rFonts w:ascii="Calibri" w:hAnsi="Calibri" w:eastAsia="Microsoft JhengHei"/>
-            <w:sz w:val="22"/>
-          </w:rPr>
-          <w:t>What are the best swim goggles? Coach tests the best options for pool and open-water swimming</w:t>
-        </w:r>
-      </w:hyperlink>
-    </w:p>
-    <w:p>
-      <w:pPr>
-        <w:spacing w:after="200"/>
-        <w:ind w:left="360"/>
-      </w:pPr>
-      <w:r>
-        <w:rPr>
-          <w:rFonts w:ascii="Calibri" w:hAnsi="Calibri" w:eastAsia="Microsoft JhengHei"/>
-          <w:b w:val="0"/>
-          <w:color w:val="444444"/>
-          <w:sz w:val="19"/>
-        </w:rPr>
-        <w:t>Swim with clarity and in comfort with a set of these tried-and-tested swimming goggles. I've reviewed the 10 best for triathlon, pool training and open-water swims.</w:t>
+        <w:t>Don’t let sensationalist headlines fool you: The data shows that while endurance racing isn’t without risk, it’s far safer than the tabloids suggest.</w:t>
+        <w:br/>
+        <w:t>Read the full article at The Truth Behind the Head...</w:t>
       </w:r>
     </w:p>
     <w:p>
@@ -242,9 +204,9 @@
           <w:color w:val="595959"/>
           <w:sz w:val="19"/>
         </w:rPr>
-        <w:t xml:space="preserve">【220 Triathlon | 2026-07-25】 </w:t>
+        <w:t xml:space="preserve">【Slowtwitch | 2026-08-01】 </w:t>
       </w:r>
-      <w:hyperlink w:rId="rId15">
+      <w:hyperlink w:rId="rId14">
         <w:r>
           <w:rPr>
             <w:color w:val="1F4D78"/>
@@ -253,7 +215,7 @@
             <w:rFonts w:ascii="Calibri" w:hAnsi="Calibri" w:eastAsia="Microsoft JhengHei"/>
             <w:sz w:val="22"/>
           </w:rPr>
-          <w:t>Why I’m addicted to my WHOOP fitness tracker</w:t>
+          <w:t>We Noticed: No Kona for Sanders, Garmin’s Smart Band Debut, Dropbar Tri Goes Mainstream and More</w:t>
         </w:r>
       </w:hyperlink>
     </w:p>
@@ -269,7 +231,9 @@
           <w:color w:val="444444"/>
           <w:sz w:val="19"/>
         </w:rPr>
-        <w:t>Screen-free fitness trackers are having a moment. Unlike traditional smartwatches, these wearables quietly collect data on everything from heart rate and sleep to stress and recovery, all without a sc...</w:t>
+        <w:t>Some interesting things happening (or about to happen) in the endurance world. Course Change at Leadville The Leadville Trail 100 MTB is two weeks out (Aug. 15) and its going...</w:t>
+        <w:br/>
+        <w:t>The post We Noticed: N...</w:t>
       </w:r>
     </w:p>
     <w:p>
@@ -284,9 +248,9 @@
           <w:color w:val="595959"/>
           <w:sz w:val="19"/>
         </w:rPr>
-        <w:t xml:space="preserve">【220 Triathlon | 2026-07-25】 </w:t>
+        <w:t xml:space="preserve">【220 Triathlon | 2026-07-31】 </w:t>
       </w:r>
-      <w:hyperlink w:rId="rId16">
+      <w:hyperlink w:rId="rId15">
         <w:r>
           <w:rPr>
             <w:color w:val="1F4D78"/>
@@ -295,7 +259,7 @@
             <w:rFonts w:ascii="Calibri" w:hAnsi="Calibri" w:eastAsia="Microsoft JhengHei"/>
             <w:sz w:val="22"/>
           </w:rPr>
-          <w:t>World Triathlon and the Professional Triathletes Organisation reveal tour calendars for 2027</w:t>
+          <w:t>What are the best bike shoes for triathlon? Our cyclists test 8 for training and racing</w:t>
         </w:r>
       </w:hyperlink>
     </w:p>
@@ -311,7 +275,7 @@
           <w:color w:val="444444"/>
           <w:sz w:val="19"/>
         </w:rPr>
-        <w:t>The T100 and rebranded T50 series will feature elite and age-group racing around the globe, including Venice Beach as Los Angeles gears up for the Olympics</w:t>
+        <w:t>Our expert reviewers submitted 8 triathlon bike shoes to rigorous testing to help you find the right pair for you...</w:t>
       </w:r>
     </w:p>
     <w:p>
@@ -326,9 +290,9 @@
           <w:color w:val="595959"/>
           <w:sz w:val="19"/>
         </w:rPr>
-        <w:t xml:space="preserve">【220 Triathlon | 2026-07-24】 </w:t>
+        <w:t xml:space="preserve">【220 Triathlon | 2026-07-29】 </w:t>
       </w:r>
-      <w:hyperlink w:rId="rId17">
+      <w:hyperlink w:rId="rId16">
         <w:r>
           <w:rPr>
             <w:color w:val="1F4D78"/>
@@ -337,7 +301,7 @@
             <w:rFonts w:ascii="Calibri" w:hAnsi="Calibri" w:eastAsia="Microsoft JhengHei"/>
             <w:sz w:val="22"/>
           </w:rPr>
-          <w:t>Garmin Forerunner 70: a slimmed-down version of the 170 but no tri tracking</w:t>
+          <w:t>Best running earphones and headphones to soundtrack your workouts in 2026</w:t>
         </w:r>
       </w:hyperlink>
     </w:p>
@@ -353,7 +317,7 @@
           <w:color w:val="444444"/>
           <w:sz w:val="19"/>
         </w:rPr>
-        <w:t>The cheapest Garmin Forerunner yet to hit the stores is targeted at new runners, but does it have enough smarts to please the tri crowd?</w:t>
+        <w:t>Running to music is proven to offer a range of benefits to your training. Here, our experts put 9 sets of running earphones to the test</w:t>
       </w:r>
     </w:p>
     <w:p>
@@ -368,9 +332,9 @@
           <w:color w:val="595959"/>
           <w:sz w:val="19"/>
         </w:rPr>
-        <w:t xml:space="preserve">【220 Triathlon | 2026-07-24】 </w:t>
+        <w:t xml:space="preserve">【220 Triathlon | 2026-07-29】 </w:t>
       </w:r>
-      <w:hyperlink w:rId="rId18">
+      <w:hyperlink w:rId="rId17">
         <w:r>
           <w:rPr>
             <w:color w:val="1F4D78"/>
@@ -379,7 +343,7 @@
             <w:rFonts w:ascii="Calibri" w:hAnsi="Calibri" w:eastAsia="Microsoft JhengHei"/>
             <w:sz w:val="22"/>
           </w:rPr>
-          <w:t>Kiprun Run 900 Shorts: a light and airy choice for trail runs</w:t>
+          <w:t>Should you go for performance or versatility? We compare the Goodr OG and SunGod Forty2s running sunglasses to find out</w:t>
         </w:r>
       </w:hyperlink>
     </w:p>
@@ -395,7 +359,7 @@
           <w:color w:val="444444"/>
           <w:sz w:val="19"/>
         </w:rPr>
-        <w:t>These trail-focused Run 900 Shorts from Decathlon's Kiprun brand offer great performance and a range of useful features at an impressive price.</w:t>
+        <w:t>The Goodr OGs are $25 budget running sunglasses while the SunGod Forty2s cost four times as much. Helen Webster pits them against each other to find a winner.</w:t>
       </w:r>
     </w:p>
     <w:p>
@@ -410,9 +374,9 @@
           <w:color w:val="595959"/>
           <w:sz w:val="19"/>
         </w:rPr>
-        <w:t xml:space="preserve">【220 Triathlon | 2026-07-24】 </w:t>
+        <w:t xml:space="preserve">【220 Triathlon | 2026-07-29】 </w:t>
       </w:r>
-      <w:hyperlink w:rId="rId19">
+      <w:hyperlink w:rId="rId18">
         <w:r>
           <w:rPr>
             <w:color w:val="1F4D78"/>
@@ -421,7 +385,7 @@
             <w:rFonts w:ascii="Calibri" w:hAnsi="Calibri" w:eastAsia="Microsoft JhengHei"/>
             <w:sz w:val="22"/>
           </w:rPr>
-          <w:t>I tested the two-time Boston marathon-winning shoe of Sharon Lokedi – here’s my honest opinion</w:t>
+          <w:t>What are the best carbon plate running shoes in 2026? Here are 8 top picks for chasing your next PB</w:t>
         </w:r>
       </w:hyperlink>
     </w:p>
@@ -437,7 +401,7 @@
           <w:color w:val="444444"/>
           <w:sz w:val="19"/>
         </w:rPr>
-        <w:t>These zippy, carbon road shoes have seen many a race victory. But how do they stack up when used by the everyday runner?</w:t>
+        <w:t>They’ve revolutionised running and are amassing world records like they're going out of style. We put 8 of the best carbon run shoes to the test...</w:t>
       </w:r>
     </w:p>
     <w:p>
@@ -452,9 +416,9 @@
           <w:color w:val="595959"/>
           <w:sz w:val="19"/>
         </w:rPr>
-        <w:t xml:space="preserve">【220 Triathlon | 2026-07-24】 </w:t>
+        <w:t xml:space="preserve">【TrainingPeaks Blog | 2026-07-28】 </w:t>
       </w:r>
-      <w:hyperlink w:rId="rId20">
+      <w:hyperlink w:rId="rId19">
         <w:r>
           <w:rPr>
             <w:color w:val="1F4D78"/>
@@ -463,7 +427,7 @@
             <w:rFonts w:ascii="Calibri" w:hAnsi="Calibri" w:eastAsia="Microsoft JhengHei"/>
             <w:sz w:val="22"/>
           </w:rPr>
-          <w:t>What are the best aero bike helmets? We tested 9 in a wind tunnel to find out</w:t>
+          <w:t>What Separates World-Class Cyclists from Amateurs</w:t>
         </w:r>
       </w:hyperlink>
     </w:p>
@@ -479,7 +443,9 @@
           <w:color w:val="444444"/>
           <w:sz w:val="19"/>
         </w:rPr>
-        <w:t>Forget wheels, if you're looking for a good-value bike speed upgrade, invest in an aero road helmet. Here, we test 9 of the fastest, safest, and most comfortable for triathlon.</w:t>
+        <w:t xml:space="preserve">The difference between amateurs and pro cyclists is less about fitness and more about consistency. Here are five habits that set the pros apart and what you can do to bridge the gap. </w:t>
+        <w:br/>
+        <w:t>The post What Se...</w:t>
       </w:r>
     </w:p>
     <w:p>
@@ -494,9 +460,9 @@
           <w:color w:val="595959"/>
           <w:sz w:val="19"/>
         </w:rPr>
-        <w:t xml:space="preserve">【220 Triathlon | 2026-07-23】 </w:t>
+        <w:t xml:space="preserve">【220 Triathlon | 2026-07-28】 </w:t>
       </w:r>
-      <w:hyperlink w:rId="rId21">
+      <w:hyperlink w:rId="rId20">
         <w:r>
           <w:rPr>
             <w:color w:val="1F4D78"/>
@@ -505,7 +471,7 @@
             <w:rFonts w:ascii="Calibri" w:hAnsi="Calibri" w:eastAsia="Microsoft JhengHei"/>
             <w:sz w:val="22"/>
           </w:rPr>
-          <w:t>What are the best clip-on aerobars? We’ve tested 8 for aero speed and comfort</w:t>
+          <w:t>Best men’s winter running tights and leggings for 2026</w:t>
         </w:r>
       </w:hyperlink>
     </w:p>
@@ -521,7 +487,7 @@
           <w:color w:val="444444"/>
           <w:sz w:val="19"/>
         </w:rPr>
-        <w:t>Often, the easiest way to shave off seconds on a road bike is to add a set of clip-on aerobars. Here, we review 10 of the best for triathlon…</w:t>
+        <w:t>From compressive options to breathable leggings, discover the best men's running tights to see you through the colder weather.</w:t>
       </w:r>
     </w:p>
     <w:p>
@@ -536,9 +502,9 @@
           <w:color w:val="595959"/>
           <w:sz w:val="19"/>
         </w:rPr>
-        <w:t xml:space="preserve">【220 Triathlon | 2026-07-23】 </w:t>
+        <w:t xml:space="preserve">【Triathlete Magazine | 2026-07-28】 </w:t>
       </w:r>
-      <w:hyperlink w:rId="rId22">
+      <w:hyperlink w:rId="rId21">
         <w:r>
           <w:rPr>
             <w:color w:val="1F4D78"/>
@@ -547,7 +513,7 @@
             <w:rFonts w:ascii="Calibri" w:hAnsi="Calibri" w:eastAsia="Microsoft JhengHei"/>
             <w:sz w:val="22"/>
           </w:rPr>
-          <w:t>What are the best running shoes? We test the best options for racing and training in 2026</w:t>
+          <w:t>A Race-Week Checklist For Your First Triathlon</w:t>
         </w:r>
       </w:hyperlink>
     </w:p>
@@ -563,7 +529,9 @@
           <w:color w:val="444444"/>
           <w:sz w:val="19"/>
         </w:rPr>
-        <w:t>Baffled by the search for running shoes and want to find the best ? Here are our 10 favourite all-rounder running shoes tested by experts.</w:t>
+        <w:t>Don't let logistics ruin your first triathlon. Use this day-by-day race-week guide and packing checklist to handle the taper, prep your gear, and arrive at the start line ready to go.</w:t>
+        <w:br/>
+        <w:t>Read the full ar...</w:t>
       </w:r>
     </w:p>
     <w:p>
@@ -578,9 +546,9 @@
           <w:color w:val="595959"/>
           <w:sz w:val="19"/>
         </w:rPr>
-        <w:t xml:space="preserve">【Slowtwitch | 2026-07-23】 </w:t>
+        <w:t xml:space="preserve">【220 Triathlon | 2026-07-27】 </w:t>
       </w:r>
-      <w:hyperlink w:rId="rId23">
+      <w:hyperlink w:rId="rId22">
         <w:r>
           <w:rPr>
             <w:color w:val="1F4D78"/>
@@ -589,7 +557,7 @@
             <w:rFonts w:ascii="Calibri" w:hAnsi="Calibri" w:eastAsia="Microsoft JhengHei"/>
             <w:sz w:val="22"/>
           </w:rPr>
-          <w:t>Garmin Buys TrainingPeaks and TrainHeroic</w:t>
+          <w:t>What are the best running shorts in 2026? Our team of runners put 10 to the test</w:t>
         </w:r>
       </w:hyperlink>
     </w:p>
@@ -605,7 +573,7 @@
           <w:color w:val="444444"/>
           <w:sz w:val="19"/>
         </w:rPr>
-        <w:t>Garmin today announced that it has acquired both TrainingPeaks and TrainHeroic, bringing together the technology wearables company with the high-powered analytics, athlete relationship, and training p...</w:t>
+        <w:t>A good pair of running shorts should be comfortable, breathable, and supportive for runs of any distance. Our run team tests the best options available today...</w:t>
       </w:r>
     </w:p>
     <w:p>
@@ -620,9 +588,9 @@
           <w:color w:val="595959"/>
           <w:sz w:val="19"/>
         </w:rPr>
-        <w:t xml:space="preserve">【220 Triathlon | 2026-07-21】 </w:t>
+        <w:t xml:space="preserve">【Triathlete Magazine | 2026-07-27】 </w:t>
       </w:r>
-      <w:hyperlink w:rId="rId24">
+      <w:hyperlink w:rId="rId23">
         <w:r>
           <w:rPr>
             <w:color w:val="1F4D78"/>
@@ -631,7 +599,7 @@
             <w:rFonts w:ascii="Calibri" w:hAnsi="Calibri" w:eastAsia="Microsoft JhengHei"/>
             <w:sz w:val="22"/>
           </w:rPr>
-          <w:t>Garmin launch first screen-free fitness tracker – but will it serve the needs of triathletes?</w:t>
+          <w:t>Sam Long Dominates the Bike and Kirsten Kasper Storms Back on the Run to Claim Ironman 70.3 Boise Wins</w:t>
         </w:r>
       </w:hyperlink>
     </w:p>
@@ -647,93 +615,9 @@
           <w:color w:val="444444"/>
           <w:sz w:val="19"/>
         </w:rPr>
-        <w:t>The old joke goes “if I pass out, stop my Garmin” and if theres one thing triathletes are fond of, it’s a stat or 100 But today Garmin have announced the launch of a screen-free fitness band. Think li...</w:t>
-      </w:r>
-    </w:p>
-    <w:p>
-      <w:pPr>
-        <w:keepNext/>
-        <w:spacing w:before="160" w:after="40"/>
-      </w:pPr>
-      <w:r>
-        <w:rPr>
-          <w:rFonts w:ascii="Calibri" w:hAnsi="Calibri" w:eastAsia="Microsoft JhengHei"/>
-          <w:b/>
-          <w:color w:val="595959"/>
-          <w:sz w:val="19"/>
-        </w:rPr>
-        <w:t xml:space="preserve">【Triathlete Magazine | 2026-07-20】 </w:t>
-      </w:r>
-      <w:hyperlink w:rId="rId25">
-        <w:r>
-          <w:rPr>
-            <w:color w:val="1F4D78"/>
-            <w:u w:val="single"/>
-            <w:b/>
-            <w:rFonts w:ascii="Calibri" w:hAnsi="Calibri" w:eastAsia="Microsoft JhengHei"/>
-            <w:sz w:val="22"/>
-          </w:rPr>
-          <w:t>Can 15-Minute “Exercise Snacks” Be Just as Good as a 60-Minute Workout?</w:t>
-        </w:r>
-      </w:hyperlink>
-    </w:p>
-    <w:p>
-      <w:pPr>
-        <w:spacing w:after="200"/>
-        <w:ind w:left="360"/>
-      </w:pPr>
-      <w:r>
-        <w:rPr>
-          <w:rFonts w:ascii="Calibri" w:hAnsi="Calibri" w:eastAsia="Microsoft JhengHei"/>
-          <w:b w:val="0"/>
-          <w:color w:val="444444"/>
-          <w:sz w:val="19"/>
-        </w:rPr>
-        <w:t>Short on time? These bite-sized bursts of activity can sharpen your mind and protect your fitness during the busiest of workdays.</w:t>
+        <w:t>In two very different fashions, Sam Long and Kirsten Kasper proved too strong for the Ironman Pro Series fields in Boise, Idaho.</w:t>
         <w:br/>
-        <w:t>Read the full article at Can 15-Minute Exercise Snacks Be Just as Good...</w:t>
-      </w:r>
-    </w:p>
-    <w:p>
-      <w:pPr>
-        <w:keepNext/>
-        <w:spacing w:before="160" w:after="40"/>
-      </w:pPr>
-      <w:r>
-        <w:rPr>
-          <w:rFonts w:ascii="Calibri" w:hAnsi="Calibri" w:eastAsia="Microsoft JhengHei"/>
-          <w:b/>
-          <w:color w:val="595959"/>
-          <w:sz w:val="19"/>
-        </w:rPr>
-        <w:t xml:space="preserve">【220 Triathlon | 2026-07-20】 </w:t>
-      </w:r>
-      <w:hyperlink w:rId="rId26">
-        <w:r>
-          <w:rPr>
-            <w:color w:val="1F4D78"/>
-            <w:u w:val="single"/>
-            <w:b/>
-            <w:rFonts w:ascii="Calibri" w:hAnsi="Calibri" w:eastAsia="Microsoft JhengHei"/>
-            <w:sz w:val="22"/>
-          </w:rPr>
-          <w:t>What are the best triathlon watches? We share our top 10 models for pros and beginners</w:t>
-        </w:r>
-      </w:hyperlink>
-    </w:p>
-    <w:p>
-      <w:pPr>
-        <w:spacing w:after="200"/>
-        <w:ind w:left="360"/>
-      </w:pPr>
-      <w:r>
-        <w:rPr>
-          <w:rFonts w:ascii="Calibri" w:hAnsi="Calibri" w:eastAsia="Microsoft JhengHei"/>
-          <w:b w:val="0"/>
-          <w:color w:val="444444"/>
-          <w:sz w:val="19"/>
-        </w:rPr>
-        <w:t>A triathlon smartwatch can revolutionise your tri training and racing. But with so many on the market, which are worth the spend? Our experts test 10 of the best...</w:t>
+        <w:t>Read the full article at Sam Long Dominates the Bike and Kirsten Kasper...</w:t>
       </w:r>
     </w:p>
     <w:p>
@@ -763,9 +647,313 @@
           <w:color w:val="595959"/>
           <w:sz w:val="19"/>
         </w:rPr>
+        <w:t xml:space="preserve">【Slowtwitch | 2026-08-01】 </w:t>
+      </w:r>
+      <w:hyperlink w:rId="rId24">
+        <w:r>
+          <w:rPr>
+            <w:color w:val="1F4D78"/>
+            <w:u w:val="single"/>
+            <w:b/>
+            <w:rFonts w:ascii="Calibri" w:hAnsi="Calibri" w:eastAsia="Microsoft JhengHei"/>
+            <w:sz w:val="22"/>
+          </w:rPr>
+          <w:t>A Peptide Debate is Rocking Ultra-Running. Is Triathlon Next?</w:t>
+        </w:r>
+      </w:hyperlink>
+    </w:p>
+    <w:p>
+      <w:pPr>
+        <w:spacing w:after="200"/>
+        <w:ind w:left="360"/>
+      </w:pPr>
+      <w:r>
+        <w:rPr>
+          <w:rFonts w:ascii="Calibri" w:hAnsi="Calibri" w:eastAsia="Microsoft JhengHei"/>
+          <w:b w:val="0"/>
+          <w:color w:val="444444"/>
+          <w:sz w:val="19"/>
+        </w:rPr>
+        <w:t>Last week, the ultra-running world found itself at the center of the anti-doping universe with the revelation that a record-breaking runner admitted to the use of a banned substance while...</w:t>
+        <w:br/>
+        <w:t>The post ...</w:t>
+      </w:r>
+    </w:p>
+    <w:p>
+      <w:pPr>
+        <w:keepNext/>
+        <w:spacing w:before="160" w:after="40"/>
+      </w:pPr>
+      <w:r>
+        <w:rPr>
+          <w:rFonts w:ascii="Calibri" w:hAnsi="Calibri" w:eastAsia="Microsoft JhengHei"/>
+          <w:b/>
+          <w:color w:val="595959"/>
+          <w:sz w:val="19"/>
+        </w:rPr>
+        <w:t xml:space="preserve">【Triathlete Magazine | 2026-07-31】 </w:t>
+      </w:r>
+      <w:hyperlink w:rId="rId25">
+        <w:r>
+          <w:rPr>
+            <w:color w:val="1F4D78"/>
+            <w:u w:val="single"/>
+            <w:b/>
+            <w:rFonts w:ascii="Calibri" w:hAnsi="Calibri" w:eastAsia="Microsoft JhengHei"/>
+            <w:sz w:val="22"/>
+          </w:rPr>
+          <w:t>July’s Tri Takeaways: World Tour Shifts, Supershoe Scares, and the Rise of Short-Course Racing</w:t>
+        </w:r>
+      </w:hyperlink>
+    </w:p>
+    <w:p>
+      <w:pPr>
+        <w:spacing w:after="200"/>
+        <w:ind w:left="360"/>
+      </w:pPr>
+      <w:r>
+        <w:rPr>
+          <w:rFonts w:ascii="Calibri" w:hAnsi="Calibri" w:eastAsia="Microsoft JhengHei"/>
+          <w:b w:val="0"/>
+          <w:color w:val="444444"/>
+          <w:sz w:val="19"/>
+        </w:rPr>
+        <w:t>T100 and World Triathlon swing for the fences, legends head into the sunset, and supershoes give us a case of the mid-summer scaries - Tim Heming breaks down the triathlon news of the month.</w:t>
+        <w:br/>
+        <w:t>Read the ...</w:t>
+      </w:r>
+    </w:p>
+    <w:p>
+      <w:pPr>
+        <w:keepNext/>
+        <w:spacing w:before="160" w:after="40"/>
+      </w:pPr>
+      <w:r>
+        <w:rPr>
+          <w:rFonts w:ascii="Calibri" w:hAnsi="Calibri" w:eastAsia="Microsoft JhengHei"/>
+          <w:b/>
+          <w:color w:val="595959"/>
+          <w:sz w:val="19"/>
+        </w:rPr>
+        <w:t xml:space="preserve">【220 Triathlon | 2026-07-31】 </w:t>
+      </w:r>
+      <w:hyperlink w:rId="rId26">
+        <w:r>
+          <w:rPr>
+            <w:color w:val="1F4D78"/>
+            <w:u w:val="single"/>
+            <w:b/>
+            <w:rFonts w:ascii="Calibri" w:hAnsi="Calibri" w:eastAsia="Microsoft JhengHei"/>
+            <w:sz w:val="22"/>
+          </w:rPr>
+          <w:t>Can you keep running as you get older? Ultrarunner Damian Hall says yes – if you train smarter</w:t>
+        </w:r>
+      </w:hyperlink>
+    </w:p>
+    <w:p>
+      <w:pPr>
+        <w:spacing w:after="200"/>
+        <w:ind w:left="360"/>
+      </w:pPr>
+      <w:r>
+        <w:rPr>
+          <w:rFonts w:ascii="Calibri" w:hAnsi="Calibri" w:eastAsia="Microsoft JhengHei"/>
+          <w:b w:val="0"/>
+          <w:color w:val="444444"/>
+          <w:sz w:val="19"/>
+        </w:rPr>
+        <w:t>Ultrarunning legend Damian Hall explains how runners and triathletes can continue performing as they age, with advice on recovery, strength training and staying injury-free.</w:t>
+      </w:r>
+    </w:p>
+    <w:p>
+      <w:pPr>
+        <w:keepNext/>
+        <w:spacing w:before="160" w:after="40"/>
+      </w:pPr>
+      <w:r>
+        <w:rPr>
+          <w:rFonts w:ascii="Calibri" w:hAnsi="Calibri" w:eastAsia="Microsoft JhengHei"/>
+          <w:b/>
+          <w:color w:val="595959"/>
+          <w:sz w:val="19"/>
+        </w:rPr>
+        <w:t xml:space="preserve">【TrainingPeaks Blog | 2026-07-31】 </w:t>
+      </w:r>
+      <w:hyperlink w:rId="rId27">
+        <w:r>
+          <w:rPr>
+            <w:color w:val="1F4D78"/>
+            <w:u w:val="single"/>
+            <w:b/>
+            <w:rFonts w:ascii="Calibri" w:hAnsi="Calibri" w:eastAsia="Microsoft JhengHei"/>
+            <w:sz w:val="22"/>
+          </w:rPr>
+          <w:t>Why Heat Causes GI Stress &amp; How to Adapt Your Fueling Strategy</w:t>
+        </w:r>
+      </w:hyperlink>
+    </w:p>
+    <w:p>
+      <w:pPr>
+        <w:spacing w:after="200"/>
+        <w:ind w:left="360"/>
+      </w:pPr>
+      <w:r>
+        <w:rPr>
+          <w:rFonts w:ascii="Calibri" w:hAnsi="Calibri" w:eastAsia="Microsoft JhengHei"/>
+          <w:b w:val="0"/>
+          <w:color w:val="444444"/>
+          <w:sz w:val="19"/>
+        </w:rPr>
+        <w:t>Heat increases risk of dehydration and GI stress. Learn how to adjust your fueling and hydration strategy to stay safe and minimize heat's impact on performance.</w:t>
+        <w:br/>
+        <w:t>The post Why Heat Causes GI Stress  Ho...</w:t>
+      </w:r>
+    </w:p>
+    <w:p>
+      <w:pPr>
+        <w:keepNext/>
+        <w:spacing w:before="160" w:after="40"/>
+      </w:pPr>
+      <w:r>
+        <w:rPr>
+          <w:rFonts w:ascii="Calibri" w:hAnsi="Calibri" w:eastAsia="Microsoft JhengHei"/>
+          <w:b/>
+          <w:color w:val="595959"/>
+          <w:sz w:val="19"/>
+        </w:rPr>
+        <w:t xml:space="preserve">【Triathlete Magazine | 2026-07-28】 </w:t>
+      </w:r>
+      <w:hyperlink w:rId="rId28">
+        <w:r>
+          <w:rPr>
+            <w:color w:val="1F4D78"/>
+            <w:u w:val="single"/>
+            <w:b/>
+            <w:rFonts w:ascii="Calibri" w:hAnsi="Calibri" w:eastAsia="Microsoft JhengHei"/>
+            <w:sz w:val="22"/>
+          </w:rPr>
+          <w:t>Why Plantar Fasciitis Is Everywhere Right Now (And What Runners Can Do About It)</w:t>
+        </w:r>
+      </w:hyperlink>
+    </w:p>
+    <w:p>
+      <w:pPr>
+        <w:spacing w:after="200"/>
+        <w:ind w:left="360"/>
+      </w:pPr>
+      <w:r>
+        <w:rPr>
+          <w:rFonts w:ascii="Calibri" w:hAnsi="Calibri" w:eastAsia="Microsoft JhengHei"/>
+          <w:b w:val="0"/>
+          <w:color w:val="444444"/>
+          <w:sz w:val="19"/>
+        </w:rPr>
+        <w:t>From elites to amateur athletes, plantar fasciitis is sidelining runners. An expert coach digs into why - and how to actually fix it.</w:t>
+        <w:br/>
+        <w:t>Read the full article at Why Plantar Fasciitis Is Everywhere Right...</w:t>
+      </w:r>
+    </w:p>
+    <w:p>
+      <w:pPr>
+        <w:keepNext/>
+        <w:spacing w:before="160" w:after="40"/>
+      </w:pPr>
+      <w:r>
+        <w:rPr>
+          <w:rFonts w:ascii="Calibri" w:hAnsi="Calibri" w:eastAsia="Microsoft JhengHei"/>
+          <w:b/>
+          <w:color w:val="595959"/>
+          <w:sz w:val="19"/>
+        </w:rPr>
+        <w:t xml:space="preserve">【220 Triathlon | 2026-07-27】 </w:t>
+      </w:r>
+      <w:hyperlink w:rId="rId29">
+        <w:r>
+          <w:rPr>
+            <w:color w:val="1F4D78"/>
+            <w:u w:val="single"/>
+            <w:b/>
+            <w:rFonts w:ascii="Calibri" w:hAnsi="Calibri" w:eastAsia="Microsoft JhengHei"/>
+            <w:sz w:val="22"/>
+          </w:rPr>
+          <w:t>Beth Potter: Background, career highlights, quotes</w:t>
+        </w:r>
+      </w:hyperlink>
+    </w:p>
+    <w:p>
+      <w:pPr>
+        <w:spacing w:after="200"/>
+        <w:ind w:left="360"/>
+      </w:pPr>
+      <w:r>
+        <w:rPr>
+          <w:rFonts w:ascii="Calibri" w:hAnsi="Calibri" w:eastAsia="Microsoft JhengHei"/>
+          <w:b w:val="0"/>
+          <w:color w:val="444444"/>
+          <w:sz w:val="19"/>
+        </w:rPr>
+        <w:t>Beth Potter has only been racing triathlon for a few years, but she's already a world champion and a double Olympic bronze medallist. Here's what you need to know about the Scottish runner-turned-tria...</w:t>
+      </w:r>
+    </w:p>
+    <w:p>
+      <w:pPr>
+        <w:keepNext/>
+        <w:spacing w:before="160" w:after="40"/>
+      </w:pPr>
+      <w:r>
+        <w:rPr>
+          <w:rFonts w:ascii="Calibri" w:hAnsi="Calibri" w:eastAsia="Microsoft JhengHei"/>
+          <w:b/>
+          <w:color w:val="595959"/>
+          <w:sz w:val="19"/>
+        </w:rPr>
+        <w:t xml:space="preserve">【Triathlete Magazine | 2026-07-27】 </w:t>
+      </w:r>
+      <w:hyperlink w:rId="rId30">
+        <w:r>
+          <w:rPr>
+            <w:color w:val="1F4D78"/>
+            <w:u w:val="single"/>
+            <w:b/>
+            <w:rFonts w:ascii="Calibri" w:hAnsi="Calibri" w:eastAsia="Microsoft JhengHei"/>
+            <w:sz w:val="22"/>
+          </w:rPr>
+          <w:t>Fix Your Running Posture (and Therefore Economy) with This 5-Minute Running Drill</w:t>
+        </w:r>
+      </w:hyperlink>
+    </w:p>
+    <w:p>
+      <w:pPr>
+        <w:spacing w:after="200"/>
+        <w:ind w:left="360"/>
+      </w:pPr>
+      <w:r>
+        <w:rPr>
+          <w:rFonts w:ascii="Calibri" w:hAnsi="Calibri" w:eastAsia="Microsoft JhengHei"/>
+          <w:b w:val="0"/>
+          <w:color w:val="444444"/>
+          <w:sz w:val="19"/>
+        </w:rPr>
+        <w:t>This classic drill only takes a few minutes, but it can teach your body the tall posture and quick ground contact that translate directly to a more efficient race-day stride.</w:t>
+        <w:br/>
+        <w:t>Read the full article at ...</w:t>
+      </w:r>
+    </w:p>
+    <w:p>
+      <w:pPr>
+        <w:keepNext/>
+        <w:spacing w:before="160" w:after="40"/>
+      </w:pPr>
+      <w:r>
+        <w:rPr>
+          <w:rFonts w:ascii="Calibri" w:hAnsi="Calibri" w:eastAsia="Microsoft JhengHei"/>
+          <w:b/>
+          <w:color w:val="595959"/>
+          <w:sz w:val="19"/>
+        </w:rPr>
         <w:t xml:space="preserve">【220 Triathlon | 2026-07-26】 </w:t>
       </w:r>
-      <w:hyperlink w:rId="rId27">
+      <w:hyperlink w:rId="rId31">
         <w:r>
           <w:rPr>
             <w:color w:val="1F4D78"/>
@@ -796,224 +984,6 @@
     <w:p>
       <w:pPr>
         <w:keepNext/>
-        <w:spacing w:before="160" w:after="40"/>
-      </w:pPr>
-      <w:r>
-        <w:rPr>
-          <w:rFonts w:ascii="Calibri" w:hAnsi="Calibri" w:eastAsia="Microsoft JhengHei"/>
-          <w:b/>
-          <w:color w:val="595959"/>
-          <w:sz w:val="19"/>
-        </w:rPr>
-        <w:t xml:space="preserve">【Triathlete Magazine | 2026-07-24】 </w:t>
-      </w:r>
-      <w:hyperlink w:rId="rId28">
-        <w:r>
-          <w:rPr>
-            <w:color w:val="1F4D78"/>
-            <w:u w:val="single"/>
-            <w:b/>
-            <w:rFonts w:ascii="Calibri" w:hAnsi="Calibri" w:eastAsia="Microsoft JhengHei"/>
-            <w:sz w:val="22"/>
-          </w:rPr>
-          <w:t>We Lab-Tested $50 Amazon Running Shoes Against Name-Brand Kicks. Here’s What’s Actually Worth Buying.</w:t>
-        </w:r>
-      </w:hyperlink>
-    </w:p>
-    <w:p>
-      <w:pPr>
-        <w:spacing w:after="200"/>
-        <w:ind w:left="360"/>
-      </w:pPr>
-      <w:r>
-        <w:rPr>
-          <w:rFonts w:ascii="Calibri" w:hAnsi="Calibri" w:eastAsia="Microsoft JhengHei"/>
-          <w:b w:val="0"/>
-          <w:color w:val="444444"/>
-          <w:sz w:val="19"/>
-        </w:rPr>
-        <w:t>Do expensive running shoes really perform better than budget models in head-to-head testing? We took to the lab to find out.</w:t>
-        <w:br/>
-        <w:t>Read the full article at We Lab-Tested $50 Amazon Running Shoes Against Nam...</w:t>
-      </w:r>
-    </w:p>
-    <w:p>
-      <w:pPr>
-        <w:keepNext/>
-        <w:spacing w:before="160" w:after="40"/>
-      </w:pPr>
-      <w:r>
-        <w:rPr>
-          <w:rFonts w:ascii="Calibri" w:hAnsi="Calibri" w:eastAsia="Microsoft JhengHei"/>
-          <w:b/>
-          <w:color w:val="595959"/>
-          <w:sz w:val="19"/>
-        </w:rPr>
-        <w:t xml:space="preserve">【220 Triathlon | 2026-07-24】 </w:t>
-      </w:r>
-      <w:hyperlink w:rId="rId29">
-        <w:r>
-          <w:rPr>
-            <w:color w:val="1F4D78"/>
-            <w:u w:val="single"/>
-            <w:b/>
-            <w:rFonts w:ascii="Calibri" w:hAnsi="Calibri" w:eastAsia="Microsoft JhengHei"/>
-            <w:sz w:val="22"/>
-          </w:rPr>
-          <w:t>‘I never stopped believing I could do it’: How Alanis Siffert went from beginner runner to a 2:45 marathon</w:t>
-        </w:r>
-      </w:hyperlink>
-    </w:p>
-    <w:p>
-      <w:pPr>
-        <w:spacing w:after="200"/>
-        <w:ind w:left="360"/>
-      </w:pPr>
-      <w:r>
-        <w:rPr>
-          <w:rFonts w:ascii="Calibri" w:hAnsi="Calibri" w:eastAsia="Microsoft JhengHei"/>
-          <w:b w:val="0"/>
-          <w:color w:val="444444"/>
-          <w:sz w:val="19"/>
-        </w:rPr>
-        <w:t>Challenge Roth champion Alanis Siffert only started running a few years ago. She tells 220 Triathlon how patience, consistency and trusting her body helped her produce a remarkable 2:45 marathon. To r...</w:t>
-      </w:r>
-    </w:p>
-    <w:p>
-      <w:pPr>
-        <w:keepNext/>
-        <w:spacing w:before="160" w:after="40"/>
-      </w:pPr>
-      <w:r>
-        <w:rPr>
-          <w:rFonts w:ascii="Calibri" w:hAnsi="Calibri" w:eastAsia="Microsoft JhengHei"/>
-          <w:b/>
-          <w:color w:val="595959"/>
-          <w:sz w:val="19"/>
-        </w:rPr>
-        <w:t xml:space="preserve">【Triathlete Magazine | 2026-07-22】 </w:t>
-      </w:r>
-      <w:hyperlink w:rId="rId30">
-        <w:r>
-          <w:rPr>
-            <w:color w:val="1F4D78"/>
-            <w:u w:val="single"/>
-            <w:b/>
-            <w:rFonts w:ascii="Calibri" w:hAnsi="Calibri" w:eastAsia="Microsoft JhengHei"/>
-            <w:sz w:val="22"/>
-          </w:rPr>
-          <w:t>I Tested 30 Chinese Running Shoes Over 1,000 Miles. These Eight Were My Favorites.</w:t>
-        </w:r>
-      </w:hyperlink>
-    </w:p>
-    <w:p>
-      <w:pPr>
-        <w:spacing w:after="200"/>
-        <w:ind w:left="360"/>
-      </w:pPr>
-      <w:r>
-        <w:rPr>
-          <w:rFonts w:ascii="Calibri" w:hAnsi="Calibri" w:eastAsia="Microsoft JhengHei"/>
-          <w:b w:val="0"/>
-          <w:color w:val="444444"/>
-          <w:sz w:val="19"/>
-        </w:rPr>
-        <w:t>Chinese running shoes are high-quality and inexpensive, but not always easy to buy. Here’s how you can score these great values.</w:t>
-        <w:br/>
-        <w:t>Read the full article at I Tested 30 Chinese Running Shoes Over 1,000 M...</w:t>
-      </w:r>
-    </w:p>
-    <w:p>
-      <w:pPr>
-        <w:keepNext/>
-        <w:spacing w:before="160" w:after="40"/>
-      </w:pPr>
-      <w:r>
-        <w:rPr>
-          <w:rFonts w:ascii="Calibri" w:hAnsi="Calibri" w:eastAsia="Microsoft JhengHei"/>
-          <w:b/>
-          <w:color w:val="595959"/>
-          <w:sz w:val="19"/>
-        </w:rPr>
-        <w:t xml:space="preserve">【Slowtwitch | 2026-07-22】 </w:t>
-      </w:r>
-      <w:hyperlink w:rId="rId31">
-        <w:r>
-          <w:rPr>
-            <w:color w:val="1F4D78"/>
-            <w:u w:val="single"/>
-            <w:b/>
-            <w:rFonts w:ascii="Calibri" w:hAnsi="Calibri" w:eastAsia="Microsoft JhengHei"/>
-            <w:sz w:val="22"/>
-          </w:rPr>
-          <w:t>A Beginner’s Guide to Running in the Heat</w:t>
-        </w:r>
-      </w:hyperlink>
-    </w:p>
-    <w:p>
-      <w:pPr>
-        <w:spacing w:after="200"/>
-        <w:ind w:left="360"/>
-      </w:pPr>
-      <w:r>
-        <w:rPr>
-          <w:rFonts w:ascii="Calibri" w:hAnsi="Calibri" w:eastAsia="Microsoft JhengHei"/>
-          <w:b w:val="0"/>
-          <w:color w:val="444444"/>
-          <w:sz w:val="19"/>
-        </w:rPr>
-        <w:t>Running in the heat isn't easy, but it's manageable if you do it right</w:t>
-        <w:br/>
-        <w:t>The post A Beginner’s Guide to Running in the Heat first appeared on Slowtwitch News.</w:t>
-      </w:r>
-    </w:p>
-    <w:p>
-      <w:pPr>
-        <w:keepNext/>
-        <w:spacing w:before="160" w:after="40"/>
-      </w:pPr>
-      <w:r>
-        <w:rPr>
-          <w:rFonts w:ascii="Calibri" w:hAnsi="Calibri" w:eastAsia="Microsoft JhengHei"/>
-          <w:b/>
-          <w:color w:val="595959"/>
-          <w:sz w:val="19"/>
-        </w:rPr>
-        <w:t xml:space="preserve">【TrainingPeaks Blog | 2026-07-21】 </w:t>
-      </w:r>
-      <w:hyperlink w:rId="rId32">
-        <w:r>
-          <w:rPr>
-            <w:color w:val="1F4D78"/>
-            <w:u w:val="single"/>
-            <w:b/>
-            <w:rFonts w:ascii="Calibri" w:hAnsi="Calibri" w:eastAsia="Microsoft JhengHei"/>
-            <w:sz w:val="22"/>
-          </w:rPr>
-          <w:t>Running in the Heat: How to Adjust Your Training &amp; Race-Day Plans</w:t>
-        </w:r>
-      </w:hyperlink>
-    </w:p>
-    <w:p>
-      <w:pPr>
-        <w:spacing w:after="200"/>
-        <w:ind w:left="360"/>
-      </w:pPr>
-      <w:r>
-        <w:rPr>
-          <w:rFonts w:ascii="Calibri" w:hAnsi="Calibri" w:eastAsia="Microsoft JhengHei"/>
-          <w:b w:val="0"/>
-          <w:color w:val="444444"/>
-          <w:sz w:val="19"/>
-        </w:rPr>
-        <w:t>Training for a race in the heat? This article explains how to prepare for a successful (and safe!) finish.</w:t>
-        <w:br/>
-        <w:t>The post Running in the Heat: How to Adjust Your Training  Race-Day Plans appeared first on T...</w:t>
-      </w:r>
-    </w:p>
-    <w:p>
-      <w:pPr>
-        <w:keepNext/>
         <w:spacing w:before="320" w:after="160"/>
       </w:pPr>
       <w:r>
@@ -1038,9 +1008,661 @@
           <w:color w:val="595959"/>
           <w:sz w:val="19"/>
         </w:rPr>
+        <w:t xml:space="preserve">【Slowtwitch | 2026-08-02】 </w:t>
+      </w:r>
+      <w:hyperlink w:rId="rId32">
+        <w:r>
+          <w:rPr>
+            <w:color w:val="1F4D78"/>
+            <w:u w:val="single"/>
+            <w:b/>
+            <w:rFonts w:ascii="Calibri" w:hAnsi="Calibri" w:eastAsia="Microsoft JhengHei"/>
+            <w:sz w:val="22"/>
+          </w:rPr>
+          <w:t>Will Sam Laidlow’s Decision to Skip 70.3 Worlds Be the Difference in Kona?</w:t>
+        </w:r>
+      </w:hyperlink>
+    </w:p>
+    <w:p>
+      <w:pPr>
+        <w:spacing w:after="200"/>
+        <w:ind w:left="360"/>
+      </w:pPr>
+      <w:r>
+        <w:rPr>
+          <w:rFonts w:ascii="Calibri" w:hAnsi="Calibri" w:eastAsia="Microsoft JhengHei"/>
+          <w:b w:val="0"/>
+          <w:color w:val="444444"/>
+          <w:sz w:val="19"/>
+        </w:rPr>
+        <w:t>The 2023 IRONMAN world champion will race Challenge Samarkand while most other top pros duke it out in Nice</w:t>
+        <w:br/>
+        <w:t>The post Will Sam Laidlow’s Decision to Skip 70.3 Worlds Be the Difference in Kona? first ap...</w:t>
+      </w:r>
+    </w:p>
+    <w:p>
+      <w:pPr>
+        <w:keepNext/>
+        <w:spacing w:before="160" w:after="40"/>
+      </w:pPr>
+      <w:r>
+        <w:rPr>
+          <w:rFonts w:ascii="Calibri" w:hAnsi="Calibri" w:eastAsia="Microsoft JhengHei"/>
+          <w:b/>
+          <w:color w:val="595959"/>
+          <w:sz w:val="19"/>
+        </w:rPr>
+        <w:t xml:space="preserve">【Slowtwitch | 2026-08-02】 </w:t>
+      </w:r>
+      <w:hyperlink w:rId="rId33">
+        <w:r>
+          <w:rPr>
+            <w:color w:val="1F4D78"/>
+            <w:u w:val="single"/>
+            <w:b/>
+            <w:rFonts w:ascii="Calibri" w:hAnsi="Calibri" w:eastAsia="Microsoft JhengHei"/>
+            <w:sz w:val="22"/>
+          </w:rPr>
+          <w:t>Cordoba Wins Emotional Norseman as Tungesvik Family Celebrates and Regalado Battles to the Wire</w:t>
+        </w:r>
+      </w:hyperlink>
+    </w:p>
+    <w:p>
+      <w:pPr>
+        <w:spacing w:after="200"/>
+        <w:ind w:left="360"/>
+      </w:pPr>
+      <w:r>
+        <w:rPr>
+          <w:rFonts w:ascii="Calibri" w:hAnsi="Calibri" w:eastAsia="Microsoft JhengHei"/>
+          <w:b w:val="0"/>
+          <w:color w:val="444444"/>
+          <w:sz w:val="19"/>
+        </w:rPr>
+        <w:t>A new XTRI star is born as we see an incredibly competitive women's race in Norway</w:t>
+        <w:br/>
+        <w:t>The post Cordoba Wins Emotional Norseman as Tungesvik Family Celebrates and Regalado Battles to the Wire first appear...</w:t>
+      </w:r>
+    </w:p>
+    <w:p>
+      <w:pPr>
+        <w:keepNext/>
+        <w:spacing w:before="160" w:after="40"/>
+      </w:pPr>
+      <w:r>
+        <w:rPr>
+          <w:rFonts w:ascii="Calibri" w:hAnsi="Calibri" w:eastAsia="Microsoft JhengHei"/>
+          <w:b/>
+          <w:color w:val="595959"/>
+          <w:sz w:val="19"/>
+        </w:rPr>
+        <w:t xml:space="preserve">【Slowtwitch | 2026-08-02】 </w:t>
+      </w:r>
+      <w:hyperlink w:rId="rId34">
+        <w:r>
+          <w:rPr>
+            <w:color w:val="1F4D78"/>
+            <w:u w:val="single"/>
+            <w:b/>
+            <w:rFonts w:ascii="Calibri" w:hAnsi="Calibri" w:eastAsia="Microsoft JhengHei"/>
+            <w:sz w:val="22"/>
+          </w:rPr>
+          <w:t>Norseman Delivers Another Classic as Grue Defends, Brownlee Chases and Tungesvik Storms the Rocks</w:t>
+        </w:r>
+      </w:hyperlink>
+    </w:p>
+    <w:p>
+      <w:pPr>
+        <w:spacing w:after="200"/>
+        <w:ind w:left="360"/>
+      </w:pPr>
+      <w:r>
+        <w:rPr>
+          <w:rFonts w:ascii="Calibri" w:hAnsi="Calibri" w:eastAsia="Microsoft JhengHei"/>
+          <w:b w:val="0"/>
+          <w:color w:val="444444"/>
+          <w:sz w:val="19"/>
+        </w:rPr>
+        <w:t>Redemption for the defending champion and a close battle for the podium made for an interesting day of racing in Norway.</w:t>
+        <w:br/>
+        <w:t>The post Norseman Delivers Another Classic as Grue Defends, Brownlee Chases and...</w:t>
+      </w:r>
+    </w:p>
+    <w:p>
+      <w:pPr>
+        <w:keepNext/>
+        <w:spacing w:before="160" w:after="40"/>
+      </w:pPr>
+      <w:r>
+        <w:rPr>
+          <w:rFonts w:ascii="Calibri" w:hAnsi="Calibri" w:eastAsia="Microsoft JhengHei"/>
+          <w:b/>
+          <w:color w:val="595959"/>
+          <w:sz w:val="19"/>
+        </w:rPr>
+        <w:t xml:space="preserve">【Slowtwitch | 2026-08-01】 </w:t>
+      </w:r>
+      <w:hyperlink w:rId="rId35">
+        <w:r>
+          <w:rPr>
+            <w:color w:val="1F4D78"/>
+            <w:u w:val="single"/>
+            <w:b/>
+            <w:rFonts w:ascii="Calibri" w:hAnsi="Calibri" w:eastAsia="Microsoft JhengHei"/>
+            <w:sz w:val="22"/>
+          </w:rPr>
+          <w:t>Norseman: A Fjord Full of Stories Part 2</w:t>
+        </w:r>
+      </w:hyperlink>
+    </w:p>
+    <w:p>
+      <w:pPr>
+        <w:spacing w:after="200"/>
+        <w:ind w:left="360"/>
+      </w:pPr>
+      <w:r>
+        <w:rPr>
+          <w:rFonts w:ascii="Calibri" w:hAnsi="Calibri" w:eastAsia="Microsoft JhengHei"/>
+          <w:b w:val="0"/>
+          <w:color w:val="444444"/>
+          <w:sz w:val="19"/>
+        </w:rPr>
+        <w:t>What makes Norseman special? The course, the conditions, the spectacular landscape, but ultimately it is the people.</w:t>
+        <w:br/>
+        <w:t>The post Norseman: A Fjord Full of Stories Part 2 first appeared on Slowtwitch News...</w:t>
+      </w:r>
+    </w:p>
+    <w:p>
+      <w:pPr>
+        <w:keepNext/>
+        <w:spacing w:before="160" w:after="40"/>
+      </w:pPr>
+      <w:r>
+        <w:rPr>
+          <w:rFonts w:ascii="Calibri" w:hAnsi="Calibri" w:eastAsia="Microsoft JhengHei"/>
+          <w:b/>
+          <w:color w:val="595959"/>
+          <w:sz w:val="19"/>
+        </w:rPr>
+        <w:t xml:space="preserve">【Slowtwitch | 2026-08-01】 </w:t>
+      </w:r>
+      <w:hyperlink w:rId="rId36">
+        <w:r>
+          <w:rPr>
+            <w:color w:val="1F4D78"/>
+            <w:u w:val="single"/>
+            <w:b/>
+            <w:rFonts w:ascii="Calibri" w:hAnsi="Calibri" w:eastAsia="Microsoft JhengHei"/>
+            <w:sz w:val="22"/>
+          </w:rPr>
+          <w:t>Celebrating 50 in Style – Three-Time Champion Returns to Norseman</w:t>
+        </w:r>
+      </w:hyperlink>
+    </w:p>
+    <w:p>
+      <w:pPr>
+        <w:spacing w:after="200"/>
+        <w:ind w:left="360"/>
+      </w:pPr>
+      <w:r>
+        <w:rPr>
+          <w:rFonts w:ascii="Calibri" w:hAnsi="Calibri" w:eastAsia="Microsoft JhengHei"/>
+          <w:b w:val="0"/>
+          <w:color w:val="444444"/>
+          <w:sz w:val="19"/>
+        </w:rPr>
+        <w:t>She's back to celebrate a milestone birthday.</w:t>
+        <w:br/>
+        <w:t>The post Celebrating 50 in Style – Three-Time Champion Returns to Norseman first appeared on Slowtwitch News.</w:t>
+      </w:r>
+    </w:p>
+    <w:p>
+      <w:pPr>
+        <w:keepNext/>
+        <w:spacing w:before="160" w:after="40"/>
+      </w:pPr>
+      <w:r>
+        <w:rPr>
+          <w:rFonts w:ascii="Calibri" w:hAnsi="Calibri" w:eastAsia="Microsoft JhengHei"/>
+          <w:b/>
+          <w:color w:val="595959"/>
+          <w:sz w:val="19"/>
+        </w:rPr>
+        <w:t xml:space="preserve">【220 Triathlon | 2026-08-01】 </w:t>
+      </w:r>
+      <w:hyperlink w:rId="rId37">
+        <w:r>
+          <w:rPr>
+            <w:color w:val="1F4D78"/>
+            <w:u w:val="single"/>
+            <w:b/>
+            <w:rFonts w:ascii="Calibri" w:hAnsi="Calibri" w:eastAsia="Microsoft JhengHei"/>
+            <w:sz w:val="22"/>
+          </w:rPr>
+          <w:t>Race day approaching? Here’s how to make the most of the final weeks of triathlon training</w:t>
+        </w:r>
+      </w:hyperlink>
+    </w:p>
+    <w:p>
+      <w:pPr>
+        <w:spacing w:after="200"/>
+        <w:ind w:left="360"/>
+      </w:pPr>
+      <w:r>
+        <w:rPr>
+          <w:rFonts w:ascii="Calibri" w:hAnsi="Calibri" w:eastAsia="Microsoft JhengHei"/>
+          <w:b w:val="0"/>
+          <w:color w:val="444444"/>
+          <w:sz w:val="19"/>
+        </w:rPr>
+        <w:t>If race day is looming but your training hasn't gone to plan, panic can feel inevitable. Thankfully, though, we're here to help you avoid last-minute mistakes, making meaningful gains and arrive on th...</w:t>
+      </w:r>
+    </w:p>
+    <w:p>
+      <w:pPr>
+        <w:keepNext/>
+        <w:spacing w:before="160" w:after="40"/>
+      </w:pPr>
+      <w:r>
+        <w:rPr>
+          <w:rFonts w:ascii="Calibri" w:hAnsi="Calibri" w:eastAsia="Microsoft JhengHei"/>
+          <w:b/>
+          <w:color w:val="595959"/>
+          <w:sz w:val="19"/>
+        </w:rPr>
+        <w:t xml:space="preserve">【Slowtwitch | 2026-07-31】 </w:t>
+      </w:r>
+      <w:hyperlink w:rId="rId38">
+        <w:r>
+          <w:rPr>
+            <w:color w:val="1F4D78"/>
+            <w:u w:val="single"/>
+            <w:b/>
+            <w:rFonts w:ascii="Calibri" w:hAnsi="Calibri" w:eastAsia="Microsoft JhengHei"/>
+            <w:sz w:val="22"/>
+          </w:rPr>
+          <w:t>Kristian Grue’s Long Way Back to Defending His Norseman Title</w:t>
+        </w:r>
+      </w:hyperlink>
+    </w:p>
+    <w:p>
+      <w:pPr>
+        <w:spacing w:after="200"/>
+        <w:ind w:left="360"/>
+      </w:pPr>
+      <w:r>
+        <w:rPr>
+          <w:rFonts w:ascii="Calibri" w:hAnsi="Calibri" w:eastAsia="Microsoft JhengHei"/>
+          <w:b w:val="0"/>
+          <w:color w:val="444444"/>
+          <w:sz w:val="19"/>
+        </w:rPr>
+        <w:t>A check in with the reigning Norseman champ and his new ride for 2026.</w:t>
+        <w:br/>
+        <w:t>The post Kristian Grue’s Long Way Back to Defending His Norseman Title first appeared on Slowtwitch News.</w:t>
+      </w:r>
+    </w:p>
+    <w:p>
+      <w:pPr>
+        <w:keepNext/>
+        <w:spacing w:before="160" w:after="40"/>
+      </w:pPr>
+      <w:r>
+        <w:rPr>
+          <w:rFonts w:ascii="Calibri" w:hAnsi="Calibri" w:eastAsia="Microsoft JhengHei"/>
+          <w:b/>
+          <w:color w:val="595959"/>
+          <w:sz w:val="19"/>
+        </w:rPr>
+        <w:t xml:space="preserve">【220 Triathlon | 2026-07-31】 </w:t>
+      </w:r>
+      <w:hyperlink w:rId="rId39">
+        <w:r>
+          <w:rPr>
+            <w:color w:val="1F4D78"/>
+            <w:u w:val="single"/>
+            <w:b/>
+            <w:rFonts w:ascii="Calibri" w:hAnsi="Calibri" w:eastAsia="Microsoft JhengHei"/>
+            <w:sz w:val="22"/>
+          </w:rPr>
+          <w:t>‘I battled blisters, boils and constant pain’ – How Paralympian Mohamed Lahna conquered a 3,300-mile triathlon across America</w:t>
+        </w:r>
+      </w:hyperlink>
+    </w:p>
+    <w:p>
+      <w:pPr>
+        <w:spacing w:after="200"/>
+        <w:ind w:left="360"/>
+      </w:pPr>
+      <w:r>
+        <w:rPr>
+          <w:rFonts w:ascii="Calibri" w:hAnsi="Calibri" w:eastAsia="Microsoft JhengHei"/>
+          <w:b w:val="0"/>
+          <w:color w:val="444444"/>
+          <w:sz w:val="19"/>
+        </w:rPr>
+        <w:t>Paralympian Mohamed Lahna has completed a remarkable 3,300-mile Triathlon Across America, battling desert heat, blisters and more than 100,000 feet of climbing during a 47-day endurance challenge.</w:t>
+      </w:r>
+    </w:p>
+    <w:p>
+      <w:pPr>
+        <w:keepNext/>
+        <w:spacing w:before="160" w:after="40"/>
+      </w:pPr>
+      <w:r>
+        <w:rPr>
+          <w:rFonts w:ascii="Calibri" w:hAnsi="Calibri" w:eastAsia="Microsoft JhengHei"/>
+          <w:b/>
+          <w:color w:val="595959"/>
+          <w:sz w:val="19"/>
+        </w:rPr>
+        <w:t xml:space="preserve">【220 Triathlon | 2026-07-31】 </w:t>
+      </w:r>
+      <w:hyperlink w:rId="rId40">
+        <w:r>
+          <w:rPr>
+            <w:color w:val="1F4D78"/>
+            <w:u w:val="single"/>
+            <w:b/>
+            <w:rFonts w:ascii="Calibri" w:hAnsi="Calibri" w:eastAsia="Microsoft JhengHei"/>
+            <w:sz w:val="22"/>
+          </w:rPr>
+          <w:t>Climb every mountain: conquering Alpsman is a truly uplifting experience</w:t>
+        </w:r>
+      </w:hyperlink>
+    </w:p>
+    <w:p>
+      <w:pPr>
+        <w:spacing w:after="200"/>
+        <w:ind w:left="360"/>
+      </w:pPr>
+      <w:r>
+        <w:rPr>
+          <w:rFonts w:ascii="Calibri" w:hAnsi="Calibri" w:eastAsia="Microsoft JhengHei"/>
+          <w:b w:val="0"/>
+          <w:color w:val="444444"/>
+          <w:sz w:val="19"/>
+        </w:rPr>
+        <w:t>Can the stunning scenery make up</w:t>
+        <w:br/>
+        <w:t>for the many metres of elevation our</w:t>
+        <w:br/>
+        <w:t>man Sean found when attempting the Alpsman extreme triathlon?</w:t>
+      </w:r>
+    </w:p>
+    <w:p>
+      <w:pPr>
+        <w:keepNext/>
+        <w:spacing w:before="160" w:after="40"/>
+      </w:pPr>
+      <w:r>
+        <w:rPr>
+          <w:rFonts w:ascii="Calibri" w:hAnsi="Calibri" w:eastAsia="Microsoft JhengHei"/>
+          <w:b/>
+          <w:color w:val="595959"/>
+          <w:sz w:val="19"/>
+        </w:rPr>
+        <w:t xml:space="preserve">【Slowtwitch | 2026-07-31】 </w:t>
+      </w:r>
+      <w:hyperlink w:rId="rId41">
+        <w:r>
+          <w:rPr>
+            <w:color w:val="1F4D78"/>
+            <w:u w:val="single"/>
+            <w:b/>
+            <w:rFonts w:ascii="Calibri" w:hAnsi="Calibri" w:eastAsia="Microsoft JhengHei"/>
+            <w:sz w:val="22"/>
+          </w:rPr>
+          <w:t>Norseman 2026: A Fjord Full of Stories</w:t>
+        </w:r>
+      </w:hyperlink>
+    </w:p>
+    <w:p>
+      <w:pPr>
+        <w:spacing w:after="200"/>
+        <w:ind w:left="360"/>
+      </w:pPr>
+      <w:r>
+        <w:rPr>
+          <w:rFonts w:ascii="Calibri" w:hAnsi="Calibri" w:eastAsia="Microsoft JhengHei"/>
+          <w:b w:val="0"/>
+          <w:color w:val="444444"/>
+          <w:sz w:val="19"/>
+        </w:rPr>
+        <w:t>We catch up with some of the athletes and their supporters here in Eidfjord</w:t>
+        <w:br/>
+        <w:t>The post Norseman 2026: A Fjord Full of Stories first appeared on Slowtwitch News.</w:t>
+      </w:r>
+    </w:p>
+    <w:p>
+      <w:pPr>
+        <w:keepNext/>
+        <w:spacing w:before="160" w:after="40"/>
+      </w:pPr>
+      <w:r>
+        <w:rPr>
+          <w:rFonts w:ascii="Calibri" w:hAnsi="Calibri" w:eastAsia="Microsoft JhengHei"/>
+          <w:b/>
+          <w:color w:val="595959"/>
+          <w:sz w:val="19"/>
+        </w:rPr>
+        <w:t xml:space="preserve">【Slowtwitch | 2026-07-31】 </w:t>
+      </w:r>
+      <w:hyperlink w:rId="rId42">
+        <w:r>
+          <w:rPr>
+            <w:color w:val="1F4D78"/>
+            <w:u w:val="single"/>
+            <w:b/>
+            <w:rFonts w:ascii="Calibri" w:hAnsi="Calibri" w:eastAsia="Microsoft JhengHei"/>
+            <w:sz w:val="22"/>
+          </w:rPr>
+          <w:t>FYI: Your IRONMAN Athlete Profile, Including Photos, is Being Scraped by Third Parties</w:t>
+        </w:r>
+      </w:hyperlink>
+    </w:p>
+    <w:p>
+      <w:pPr>
+        <w:spacing w:after="200"/>
+        <w:ind w:left="360"/>
+      </w:pPr>
+      <w:r>
+        <w:rPr>
+          <w:rFonts w:ascii="Calibri" w:hAnsi="Calibri" w:eastAsia="Microsoft JhengHei"/>
+          <w:b w:val="0"/>
+          <w:color w:val="444444"/>
+          <w:sz w:val="19"/>
+        </w:rPr>
+        <w:t>You raced an IRONMAN. Your results and photos are going to a lot more places than just IRONMAN's own system these days.</w:t>
+        <w:br/>
+        <w:t>The post FYI: Your IRONMAN Athlete Profile, Including Photos, is Being Scraped b...</w:t>
+      </w:r>
+    </w:p>
+    <w:p>
+      <w:pPr>
+        <w:keepNext/>
+        <w:spacing w:before="160" w:after="40"/>
+      </w:pPr>
+      <w:r>
+        <w:rPr>
+          <w:rFonts w:ascii="Calibri" w:hAnsi="Calibri" w:eastAsia="Microsoft JhengHei"/>
+          <w:b/>
+          <w:color w:val="595959"/>
+          <w:sz w:val="19"/>
+        </w:rPr>
+        <w:t xml:space="preserve">【Triathlete Magazine | 2026-07-29】 </w:t>
+      </w:r>
+      <w:hyperlink w:rId="rId43">
+        <w:r>
+          <w:rPr>
+            <w:color w:val="1F4D78"/>
+            <w:u w:val="single"/>
+            <w:b/>
+            <w:rFonts w:ascii="Calibri" w:hAnsi="Calibri" w:eastAsia="Microsoft JhengHei"/>
+            <w:sz w:val="22"/>
+          </w:rPr>
+          <w:t>The Door County Triathlon’s Bold Move to Save Local Racing</w:t>
+        </w:r>
+      </w:hyperlink>
+    </w:p>
+    <w:p>
+      <w:pPr>
+        <w:spacing w:after="200"/>
+        <w:ind w:left="360"/>
+      </w:pPr>
+      <w:r>
+        <w:rPr>
+          <w:rFonts w:ascii="Calibri" w:hAnsi="Calibri" w:eastAsia="Microsoft JhengHei"/>
+          <w:b w:val="0"/>
+          <w:color w:val="444444"/>
+          <w:sz w:val="19"/>
+        </w:rPr>
+        <w:t>As long-course participation numbers shift, locally-owned races like the Door County Triathlon are pivotally returning to short-course roots to remain viable against corporate giants.</w:t>
+        <w:br/>
+        <w:t>Read the full ar...</w:t>
+      </w:r>
+    </w:p>
+    <w:p>
+      <w:pPr>
+        <w:keepNext/>
+        <w:spacing w:before="160" w:after="40"/>
+      </w:pPr>
+      <w:r>
+        <w:rPr>
+          <w:rFonts w:ascii="Calibri" w:hAnsi="Calibri" w:eastAsia="Microsoft JhengHei"/>
+          <w:b/>
+          <w:color w:val="595959"/>
+          <w:sz w:val="19"/>
+        </w:rPr>
+        <w:t xml:space="preserve">【220 Triathlon | 2026-07-28】 </w:t>
+      </w:r>
+      <w:hyperlink w:rId="rId44">
+        <w:r>
+          <w:rPr>
+            <w:color w:val="1F4D78"/>
+            <w:u w:val="single"/>
+            <w:b/>
+            <w:rFonts w:ascii="Calibri" w:hAnsi="Calibri" w:eastAsia="Microsoft JhengHei"/>
+            <w:sz w:val="22"/>
+          </w:rPr>
+          <w:t>Tyler Mislawchuk and Zuzana Michaličková claim Toronto wins as Supertri Pro Series heads to New Jersey final</w:t>
+        </w:r>
+      </w:hyperlink>
+    </w:p>
+    <w:p>
+      <w:pPr>
+        <w:spacing w:after="200"/>
+        <w:ind w:left="360"/>
+      </w:pPr>
+      <w:r>
+        <w:rPr>
+          <w:rFonts w:ascii="Calibri" w:hAnsi="Calibri" w:eastAsia="Microsoft JhengHei"/>
+          <w:b w:val="0"/>
+          <w:color w:val="444444"/>
+          <w:sz w:val="19"/>
+        </w:rPr>
+        <w:t>The final Supertri Pro Series race in Toronto saw Tyler Mislawchuk and Zuzana Michaličková take impressive victories before the final in New Jersey.</w:t>
+      </w:r>
+    </w:p>
+    <w:p>
+      <w:pPr>
+        <w:keepNext/>
+        <w:spacing w:before="160" w:after="40"/>
+      </w:pPr>
+      <w:r>
+        <w:rPr>
+          <w:rFonts w:ascii="Calibri" w:hAnsi="Calibri" w:eastAsia="Microsoft JhengHei"/>
+          <w:b/>
+          <w:color w:val="595959"/>
+          <w:sz w:val="19"/>
+        </w:rPr>
+        <w:t xml:space="preserve">【220 Triathlon | 2026-07-28】 </w:t>
+      </w:r>
+      <w:hyperlink w:rId="rId45">
+        <w:r>
+          <w:rPr>
+            <w:color w:val="1F4D78"/>
+            <w:u w:val="single"/>
+            <w:b/>
+            <w:rFonts w:ascii="Calibri" w:hAnsi="Calibri" w:eastAsia="Microsoft JhengHei"/>
+            <w:sz w:val="22"/>
+          </w:rPr>
+          <w:t>Challenge Roth remains the sport’s unicorn</w:t>
+        </w:r>
+      </w:hyperlink>
+    </w:p>
+    <w:p>
+      <w:pPr>
+        <w:spacing w:after="200"/>
+        <w:ind w:left="360"/>
+      </w:pPr>
+      <w:r>
+        <w:rPr>
+          <w:rFonts w:ascii="Calibri" w:hAnsi="Calibri" w:eastAsia="Microsoft JhengHei"/>
+          <w:b w:val="0"/>
+          <w:color w:val="444444"/>
+          <w:sz w:val="19"/>
+        </w:rPr>
+        <w:t>Despite increased competition and a changing landscape in triathlon, the lure of the world’s best-supported long-distance race remains undeniable.</w:t>
+      </w:r>
+    </w:p>
+    <w:p>
+      <w:pPr>
+        <w:keepNext/>
+        <w:spacing w:before="160" w:after="40"/>
+      </w:pPr>
+      <w:r>
+        <w:rPr>
+          <w:rFonts w:ascii="Calibri" w:hAnsi="Calibri" w:eastAsia="Microsoft JhengHei"/>
+          <w:b/>
+          <w:color w:val="595959"/>
+          <w:sz w:val="19"/>
+        </w:rPr>
         <w:t xml:space="preserve">【220 Triathlon | 2026-07-27】 </w:t>
       </w:r>
-      <w:hyperlink w:rId="rId33">
+      <w:hyperlink w:rId="rId46">
+        <w:r>
+          <w:rPr>
+            <w:color w:val="1F4D78"/>
+            <w:u w:val="single"/>
+            <w:b/>
+            <w:rFonts w:ascii="Calibri" w:hAnsi="Calibri" w:eastAsia="Microsoft JhengHei"/>
+            <w:sz w:val="22"/>
+          </w:rPr>
+          <w:t>Cassandre Beaugrand: Background, career highlights, quotes</w:t>
+        </w:r>
+      </w:hyperlink>
+    </w:p>
+    <w:p>
+      <w:pPr>
+        <w:spacing w:after="200"/>
+        <w:ind w:left="360"/>
+      </w:pPr>
+      <w:r>
+        <w:rPr>
+          <w:rFonts w:ascii="Calibri" w:hAnsi="Calibri" w:eastAsia="Microsoft JhengHei"/>
+          <w:b w:val="0"/>
+          <w:color w:val="444444"/>
+          <w:sz w:val="19"/>
+        </w:rPr>
+        <w:t>Cassandre Beaugrand is the first female triathlete to win Olympic gold in her home country. Here's how she reached the very top of tri…</w:t>
+      </w:r>
+    </w:p>
+    <w:p>
+      <w:pPr>
+        <w:keepNext/>
+        <w:spacing w:before="160" w:after="40"/>
+      </w:pPr>
+      <w:r>
+        <w:rPr>
+          <w:rFonts w:ascii="Calibri" w:hAnsi="Calibri" w:eastAsia="Microsoft JhengHei"/>
+          <w:b/>
+          <w:color w:val="595959"/>
+          <w:sz w:val="19"/>
+        </w:rPr>
+        <w:t xml:space="preserve">【220 Triathlon | 2026-07-27】 </w:t>
+      </w:r>
+      <w:hyperlink w:rId="rId47">
         <w:r>
           <w:rPr>
             <w:color w:val="1F4D78"/>
@@ -1068,820 +1690,6 @@
         <w:t>There were no British men in the top 10 in the WTCS, but it wasn’t for a lack of home crowd support</w:t>
       </w:r>
     </w:p>
-    <w:p>
-      <w:pPr>
-        <w:keepNext/>
-        <w:spacing w:before="160" w:after="40"/>
-      </w:pPr>
-      <w:r>
-        <w:rPr>
-          <w:rFonts w:ascii="Calibri" w:hAnsi="Calibri" w:eastAsia="Microsoft JhengHei"/>
-          <w:b/>
-          <w:color w:val="595959"/>
-          <w:sz w:val="19"/>
-        </w:rPr>
-        <w:t xml:space="preserve">【220 Triathlon | 2026-07-26】 </w:t>
-      </w:r>
-      <w:hyperlink w:rId="rId34">
-        <w:r>
-          <w:rPr>
-            <w:color w:val="1F4D78"/>
-            <w:u w:val="single"/>
-            <w:b/>
-            <w:rFonts w:ascii="Calibri" w:hAnsi="Calibri" w:eastAsia="Microsoft JhengHei"/>
-            <w:sz w:val="22"/>
-          </w:rPr>
-          <w:t>“I just haven’t shown what I am truly capable of lately.” Sam Long shows a return to form with a win at Ironman 70.3 Boise, while Kirsten Kasper takes the women’s race</w:t>
-        </w:r>
-      </w:hyperlink>
-    </w:p>
-    <w:p>
-      <w:pPr>
-        <w:spacing w:after="200"/>
-        <w:ind w:left="360"/>
-      </w:pPr>
-      <w:r>
-        <w:rPr>
-          <w:rFonts w:ascii="Calibri" w:hAnsi="Calibri" w:eastAsia="Microsoft JhengHei"/>
-          <w:b w:val="0"/>
-          <w:color w:val="444444"/>
-          <w:sz w:val="19"/>
-        </w:rPr>
-        <w:t>The 2026 IRONMAN 70.3 Boise triathlon delivered thrilling professional racing with memorable performances from many of triathlon’s top talent as American Sam Long powered to a commanding victory in th...</w:t>
-      </w:r>
-    </w:p>
-    <w:p>
-      <w:pPr>
-        <w:keepNext/>
-        <w:spacing w:before="160" w:after="40"/>
-      </w:pPr>
-      <w:r>
-        <w:rPr>
-          <w:rFonts w:ascii="Calibri" w:hAnsi="Calibri" w:eastAsia="Microsoft JhengHei"/>
-          <w:b/>
-          <w:color w:val="595959"/>
-          <w:sz w:val="19"/>
-        </w:rPr>
-        <w:t xml:space="preserve">【220 Triathlon | 2026-07-25】 </w:t>
-      </w:r>
-      <w:hyperlink w:rId="rId35">
-        <w:r>
-          <w:rPr>
-            <w:color w:val="1F4D78"/>
-            <w:u w:val="single"/>
-            <w:b/>
-            <w:rFonts w:ascii="Calibri" w:hAnsi="Calibri" w:eastAsia="Microsoft JhengHei"/>
-            <w:sz w:val="22"/>
-          </w:rPr>
-          <w:t>Cassandre Beaugrand surges to the win in fast and furious WTCS London women’s race</w:t>
-        </w:r>
-      </w:hyperlink>
-    </w:p>
-    <w:p>
-      <w:pPr>
-        <w:spacing w:after="200"/>
-        <w:ind w:left="360"/>
-      </w:pPr>
-      <w:r>
-        <w:rPr>
-          <w:rFonts w:ascii="Calibri" w:hAnsi="Calibri" w:eastAsia="Microsoft JhengHei"/>
-          <w:b w:val="0"/>
-          <w:color w:val="444444"/>
-          <w:sz w:val="19"/>
-        </w:rPr>
-        <w:t>Cassandre Beaugrand made it three wins from three starts as World Triathlon Championship Series returned to London. It was the first time since 2015 that there was elite short course racing in the cap...</w:t>
-      </w:r>
-    </w:p>
-    <w:p>
-      <w:pPr>
-        <w:keepNext/>
-        <w:spacing w:before="160" w:after="40"/>
-      </w:pPr>
-      <w:r>
-        <w:rPr>
-          <w:rFonts w:ascii="Calibri" w:hAnsi="Calibri" w:eastAsia="Microsoft JhengHei"/>
-          <w:b/>
-          <w:color w:val="595959"/>
-          <w:sz w:val="19"/>
-        </w:rPr>
-        <w:t xml:space="preserve">【Slowtwitch | 2026-07-25】 </w:t>
-      </w:r>
-      <w:hyperlink w:rId="rId36">
-        <w:r>
-          <w:rPr>
-            <w:color w:val="1F4D78"/>
-            <w:u w:val="single"/>
-            <w:b/>
-            <w:rFonts w:ascii="Calibri" w:hAnsi="Calibri" w:eastAsia="Microsoft JhengHei"/>
-            <w:sz w:val="22"/>
-          </w:rPr>
-          <w:t>PTO, World Triathlon Announce 2027 T100 and T50 Race Calendars</w:t>
-        </w:r>
-      </w:hyperlink>
-    </w:p>
-    <w:p>
-      <w:pPr>
-        <w:spacing w:after="200"/>
-        <w:ind w:left="360"/>
-      </w:pPr>
-      <w:r>
-        <w:rPr>
-          <w:rFonts w:ascii="Calibri" w:hAnsi="Calibri" w:eastAsia="Microsoft JhengHei"/>
-          <w:b w:val="0"/>
-          <w:color w:val="444444"/>
-          <w:sz w:val="19"/>
-        </w:rPr>
-        <w:t>The Triathlon World Tour got its official launch today as the Professional Triathletes Organisation (PTO) and World Triathlon announced the initial T50 and T100 World Championship Tour calendars. “Fro...</w:t>
-      </w:r>
-    </w:p>
-    <w:p>
-      <w:pPr>
-        <w:keepNext/>
-        <w:spacing w:before="160" w:after="40"/>
-      </w:pPr>
-      <w:r>
-        <w:rPr>
-          <w:rFonts w:ascii="Calibri" w:hAnsi="Calibri" w:eastAsia="Microsoft JhengHei"/>
-          <w:b/>
-          <w:color w:val="595959"/>
-          <w:sz w:val="19"/>
-        </w:rPr>
-        <w:t xml:space="preserve">【Slowtwitch | 2026-07-25】 </w:t>
-      </w:r>
-      <w:hyperlink w:rId="rId37">
-        <w:r>
-          <w:rPr>
-            <w:color w:val="1F4D78"/>
-            <w:u w:val="single"/>
-            <w:b/>
-            <w:rFonts w:ascii="Calibri" w:hAnsi="Calibri" w:eastAsia="Microsoft JhengHei"/>
-            <w:sz w:val="22"/>
-          </w:rPr>
-          <w:t>Antonio Arimany Isn’t Wasting Any Time Changing Things Up at World Triathlon</w:t>
-        </w:r>
-      </w:hyperlink>
-    </w:p>
-    <w:p>
-      <w:pPr>
-        <w:spacing w:after="200"/>
-        <w:ind w:left="360"/>
-      </w:pPr>
-      <w:r>
-        <w:rPr>
-          <w:rFonts w:ascii="Calibri" w:hAnsi="Calibri" w:eastAsia="Microsoft JhengHei"/>
-          <w:b w:val="0"/>
-          <w:color w:val="444444"/>
-          <w:sz w:val="19"/>
-        </w:rPr>
-        <w:t>Antonio Fernández Arimany became president of World Triathlon in October 2024, taking the reins after Marisol Casados 16-year tenure and becoming only the third president the governing body has had......</w:t>
-      </w:r>
-    </w:p>
-    <w:p>
-      <w:pPr>
-        <w:keepNext/>
-        <w:spacing w:before="160" w:after="40"/>
-      </w:pPr>
-      <w:r>
-        <w:rPr>
-          <w:rFonts w:ascii="Calibri" w:hAnsi="Calibri" w:eastAsia="Microsoft JhengHei"/>
-          <w:b/>
-          <w:color w:val="595959"/>
-          <w:sz w:val="19"/>
-        </w:rPr>
-        <w:t xml:space="preserve">【Triathlete Magazine | 2026-07-25】 </w:t>
-      </w:r>
-      <w:hyperlink w:rId="rId38">
-        <w:r>
-          <w:rPr>
-            <w:color w:val="1F4D78"/>
-            <w:u w:val="single"/>
-            <w:b/>
-            <w:rFonts w:ascii="Calibri" w:hAnsi="Calibri" w:eastAsia="Microsoft JhengHei"/>
-            <w:sz w:val="22"/>
-          </w:rPr>
-          <w:t>PTO and World Triathlon Unveil Unified “Triathlon World Tour” for 2027</w:t>
-        </w:r>
-      </w:hyperlink>
-    </w:p>
-    <w:p>
-      <w:pPr>
-        <w:spacing w:after="200"/>
-        <w:ind w:left="360"/>
-      </w:pPr>
-      <w:r>
-        <w:rPr>
-          <w:rFonts w:ascii="Calibri" w:hAnsi="Calibri" w:eastAsia="Microsoft JhengHei"/>
-          <w:b w:val="0"/>
-          <w:color w:val="444444"/>
-          <w:sz w:val="19"/>
-        </w:rPr>
-        <w:t>By consolidating the T100 and WTCS into a single brand and releasing a high-profile global calendar, the sport makes yet another play to go mainstream.</w:t>
-        <w:br/>
-        <w:t>Read the full article at PTO and World Triathlon...</w:t>
-      </w:r>
-    </w:p>
-    <w:p>
-      <w:pPr>
-        <w:keepNext/>
-        <w:spacing w:before="160" w:after="40"/>
-      </w:pPr>
-      <w:r>
-        <w:rPr>
-          <w:rFonts w:ascii="Calibri" w:hAnsi="Calibri" w:eastAsia="Microsoft JhengHei"/>
-          <w:b/>
-          <w:color w:val="595959"/>
-          <w:sz w:val="19"/>
-        </w:rPr>
-        <w:t xml:space="preserve">【Slowtwitch | 2026-07-24】 </w:t>
-      </w:r>
-      <w:hyperlink w:rId="rId39">
-        <w:r>
-          <w:rPr>
-            <w:color w:val="1F4D78"/>
-            <w:u w:val="single"/>
-            <w:b/>
-            <w:rFonts w:ascii="Calibri" w:hAnsi="Calibri" w:eastAsia="Microsoft JhengHei"/>
-            <w:sz w:val="22"/>
-          </w:rPr>
-          <w:t>Can’t Sleep Before a Race? It’s a Good Sign, But Here’s What to Do About It</w:t>
-        </w:r>
-      </w:hyperlink>
-    </w:p>
-    <w:p>
-      <w:pPr>
-        <w:spacing w:after="200"/>
-        <w:ind w:left="360"/>
-      </w:pPr>
-      <w:r>
-        <w:rPr>
-          <w:rFonts w:ascii="Calibri" w:hAnsi="Calibri" w:eastAsia="Microsoft JhengHei"/>
-          <w:b w:val="0"/>
-          <w:color w:val="444444"/>
-          <w:sz w:val="19"/>
-        </w:rPr>
-        <w:t>There's no point stressing over your sleep the night before the race. Here are some tips to help you get to the start as rested as possible.</w:t>
-        <w:br/>
-        <w:t>The post Can’t Sleep Before a Race? It’s a Good Sign, But H...</w:t>
-      </w:r>
-    </w:p>
-    <w:p>
-      <w:pPr>
-        <w:keepNext/>
-        <w:spacing w:before="160" w:after="40"/>
-      </w:pPr>
-      <w:r>
-        <w:rPr>
-          <w:rFonts w:ascii="Calibri" w:hAnsi="Calibri" w:eastAsia="Microsoft JhengHei"/>
-          <w:b/>
-          <w:color w:val="595959"/>
-          <w:sz w:val="19"/>
-        </w:rPr>
-        <w:t xml:space="preserve">【220 Triathlon | 2026-07-24】 </w:t>
-      </w:r>
-      <w:hyperlink w:rId="rId40">
-        <w:r>
-          <w:rPr>
-            <w:color w:val="1F4D78"/>
-            <w:u w:val="single"/>
-            <w:b/>
-            <w:rFonts w:ascii="Calibri" w:hAnsi="Calibri" w:eastAsia="Microsoft JhengHei"/>
-            <w:sz w:val="22"/>
-          </w:rPr>
-          <w:t>We compare elite racers and age-groupers to see what’s a good triathlon time</w:t>
-        </w:r>
-      </w:hyperlink>
-    </w:p>
-    <w:p>
-      <w:pPr>
-        <w:spacing w:after="200"/>
-        <w:ind w:left="360"/>
-      </w:pPr>
-      <w:r>
-        <w:rPr>
-          <w:rFonts w:ascii="Calibri" w:hAnsi="Calibri" w:eastAsia="Microsoft JhengHei"/>
-          <w:b w:val="0"/>
-          <w:color w:val="444444"/>
-          <w:sz w:val="19"/>
-        </w:rPr>
-        <w:t>We look at the different distances involved in triathlon and explain what a good triathlon time would be for each</w:t>
-      </w:r>
-    </w:p>
-    <w:p>
-      <w:pPr>
-        <w:keepNext/>
-        <w:spacing w:before="160" w:after="40"/>
-      </w:pPr>
-      <w:r>
-        <w:rPr>
-          <w:rFonts w:ascii="Calibri" w:hAnsi="Calibri" w:eastAsia="Microsoft JhengHei"/>
-          <w:b/>
-          <w:color w:val="595959"/>
-          <w:sz w:val="19"/>
-        </w:rPr>
-        <w:t xml:space="preserve">【220 Triathlon | 2026-07-24】 </w:t>
-      </w:r>
-      <w:hyperlink w:rId="rId41">
-        <w:r>
-          <w:rPr>
-            <w:color w:val="1F4D78"/>
-            <w:u w:val="single"/>
-            <w:b/>
-            <w:rFonts w:ascii="Calibri" w:hAnsi="Calibri" w:eastAsia="Microsoft JhengHei"/>
-            <w:sz w:val="22"/>
-          </w:rPr>
-          <w:t>Why isn’t triathlon included in the 2026 Commonwealth Games in Glasgow?</w:t>
-        </w:r>
-      </w:hyperlink>
-    </w:p>
-    <w:p>
-      <w:pPr>
-        <w:spacing w:after="200"/>
-        <w:ind w:left="360"/>
-      </w:pPr>
-      <w:r>
-        <w:rPr>
-          <w:rFonts w:ascii="Calibri" w:hAnsi="Calibri" w:eastAsia="Microsoft JhengHei"/>
-          <w:b w:val="0"/>
-          <w:color w:val="444444"/>
-          <w:sz w:val="19"/>
-        </w:rPr>
-        <w:t>The Commonwealth Games are beginning in Glasgow, but triathlon will not feature. With a stripped-back list of sports following the move from Victoria in Australia after costs spiralled, only ten sport...</w:t>
-      </w:r>
-    </w:p>
-    <w:p>
-      <w:pPr>
-        <w:keepNext/>
-        <w:spacing w:before="160" w:after="40"/>
-      </w:pPr>
-      <w:r>
-        <w:rPr>
-          <w:rFonts w:ascii="Calibri" w:hAnsi="Calibri" w:eastAsia="Microsoft JhengHei"/>
-          <w:b/>
-          <w:color w:val="595959"/>
-          <w:sz w:val="19"/>
-        </w:rPr>
-        <w:t xml:space="preserve">【Slowtwitch | 2026-07-24】 </w:t>
-      </w:r>
-      <w:hyperlink w:rId="rId42">
-        <w:r>
-          <w:rPr>
-            <w:color w:val="1F4D78"/>
-            <w:u w:val="single"/>
-            <w:b/>
-            <w:rFonts w:ascii="Calibri" w:hAnsi="Calibri" w:eastAsia="Microsoft JhengHei"/>
-            <w:sz w:val="22"/>
-          </w:rPr>
-          <w:t>KISS (Keep It Simple, Stupid!) Your Way To More Fun with Your Triathlon Training and Racing</w:t>
-        </w:r>
-      </w:hyperlink>
-    </w:p>
-    <w:p>
-      <w:pPr>
-        <w:spacing w:after="200"/>
-        <w:ind w:left="360"/>
-      </w:pPr>
-      <w:r>
-        <w:rPr>
-          <w:rFonts w:ascii="Calibri" w:hAnsi="Calibri" w:eastAsia="Microsoft JhengHei"/>
-          <w:b w:val="0"/>
-          <w:color w:val="444444"/>
-          <w:sz w:val="19"/>
-        </w:rPr>
-        <w:t>Triathlon can come with a lot of bells and whistles, but it doesn't have to</w:t>
-        <w:br/>
-        <w:t>The post KISS (Keep It Simple, Stupid!) Your Way To More Fun with Your Triathlon Training and Racing first appeared on Slowt...</w:t>
-      </w:r>
-    </w:p>
-    <w:p>
-      <w:pPr>
-        <w:keepNext/>
-        <w:spacing w:before="160" w:after="40"/>
-      </w:pPr>
-      <w:r>
-        <w:rPr>
-          <w:rFonts w:ascii="Calibri" w:hAnsi="Calibri" w:eastAsia="Microsoft JhengHei"/>
-          <w:b/>
-          <w:color w:val="595959"/>
-          <w:sz w:val="19"/>
-        </w:rPr>
-        <w:t xml:space="preserve">【220 Triathlon | 2026-07-23】 </w:t>
-      </w:r>
-      <w:hyperlink w:rId="rId43">
-        <w:r>
-          <w:rPr>
-            <w:color w:val="1F4D78"/>
-            <w:u w:val="single"/>
-            <w:b/>
-            <w:rFonts w:ascii="Calibri" w:hAnsi="Calibri" w:eastAsia="Microsoft JhengHei"/>
-            <w:sz w:val="22"/>
-          </w:rPr>
-          <w:t>Ironman launch new 2027 European 70.3 triathlon race in Portugal</w:t>
-        </w:r>
-      </w:hyperlink>
-    </w:p>
-    <w:p>
-      <w:pPr>
-        <w:spacing w:after="200"/>
-        <w:ind w:left="360"/>
-      </w:pPr>
-      <w:r>
-        <w:rPr>
-          <w:rFonts w:ascii="Calibri" w:hAnsi="Calibri" w:eastAsia="Microsoft JhengHei"/>
-          <w:b w:val="0"/>
-          <w:color w:val="444444"/>
-          <w:sz w:val="19"/>
-        </w:rPr>
-        <w:t>Ironman has today announced that a new 70.3 triathlon will be added to the European series. The new race will be based in Portugal and will take place on 3rd April 2027, officially kicking off the Eur...</w:t>
-      </w:r>
-    </w:p>
-    <w:p>
-      <w:pPr>
-        <w:keepNext/>
-        <w:spacing w:before="160" w:after="40"/>
-      </w:pPr>
-      <w:r>
-        <w:rPr>
-          <w:rFonts w:ascii="Calibri" w:hAnsi="Calibri" w:eastAsia="Microsoft JhengHei"/>
-          <w:b/>
-          <w:color w:val="595959"/>
-          <w:sz w:val="19"/>
-        </w:rPr>
-        <w:t xml:space="preserve">【Triathlete Magazine | 2026-07-23】 </w:t>
-      </w:r>
-      <w:hyperlink w:rId="rId44">
-        <w:r>
-          <w:rPr>
-            <w:color w:val="1F4D78"/>
-            <w:u w:val="single"/>
-            <w:b/>
-            <w:rFonts w:ascii="Calibri" w:hAnsi="Calibri" w:eastAsia="Microsoft JhengHei"/>
-            <w:sz w:val="22"/>
-          </w:rPr>
-          <w:t>5 Things Triathletes Can Learn from the Tour de France (And 5 Things to Ignore)</w:t>
-        </w:r>
-      </w:hyperlink>
-    </w:p>
-    <w:p>
-      <w:pPr>
-        <w:spacing w:after="200"/>
-        <w:ind w:left="360"/>
-      </w:pPr>
-      <w:r>
-        <w:rPr>
-          <w:rFonts w:ascii="Calibri" w:hAnsi="Calibri" w:eastAsia="Microsoft JhengHei"/>
-          <w:b w:val="0"/>
-          <w:color w:val="444444"/>
-          <w:sz w:val="19"/>
-        </w:rPr>
-        <w:t>While the Tour de France is a masterclass in cycling, some strategies are pure multisport pitfalls. Here’s exactly what triathletes should borrow for the next race, and what they should definitely lea...</w:t>
-      </w:r>
-    </w:p>
-    <w:p>
-      <w:pPr>
-        <w:keepNext/>
-        <w:spacing w:before="160" w:after="40"/>
-      </w:pPr>
-      <w:r>
-        <w:rPr>
-          <w:rFonts w:ascii="Calibri" w:hAnsi="Calibri" w:eastAsia="Microsoft JhengHei"/>
-          <w:b/>
-          <w:color w:val="595959"/>
-          <w:sz w:val="19"/>
-        </w:rPr>
-        <w:t xml:space="preserve">【220 Triathlon | 2026-07-22】 </w:t>
-      </w:r>
-      <w:hyperlink w:rId="rId45">
-        <w:r>
-          <w:rPr>
-            <w:color w:val="1F4D78"/>
-            <w:u w:val="single"/>
-            <w:b/>
-            <w:rFonts w:ascii="Calibri" w:hAnsi="Calibri" w:eastAsia="Microsoft JhengHei"/>
-            <w:sz w:val="22"/>
-          </w:rPr>
-          <w:t>Free 3-month Olympic-distance winter training plan</w:t>
-        </w:r>
-      </w:hyperlink>
-    </w:p>
-    <w:p>
-      <w:pPr>
-        <w:spacing w:after="200"/>
-        <w:ind w:left="360"/>
-      </w:pPr>
-      <w:r>
-        <w:rPr>
-          <w:rFonts w:ascii="Calibri" w:hAnsi="Calibri" w:eastAsia="Microsoft JhengHei"/>
-          <w:b w:val="0"/>
-          <w:color w:val="444444"/>
-          <w:sz w:val="19"/>
-        </w:rPr>
-        <w:t>Start building a solid base in training now and have your best race season ever next year.</w:t>
-      </w:r>
-    </w:p>
-    <w:p>
-      <w:pPr>
-        <w:keepNext/>
-        <w:spacing w:before="160" w:after="40"/>
-      </w:pPr>
-      <w:r>
-        <w:rPr>
-          <w:rFonts w:ascii="Calibri" w:hAnsi="Calibri" w:eastAsia="Microsoft JhengHei"/>
-          <w:b/>
-          <w:color w:val="595959"/>
-          <w:sz w:val="19"/>
-        </w:rPr>
-        <w:t xml:space="preserve">【220 Triathlon | 2026-07-22】 </w:t>
-      </w:r>
-      <w:hyperlink w:rId="rId46">
-        <w:r>
-          <w:rPr>
-            <w:color w:val="1F4D78"/>
-            <w:u w:val="single"/>
-            <w:b/>
-            <w:rFonts w:ascii="Calibri" w:hAnsi="Calibri" w:eastAsia="Microsoft JhengHei"/>
-            <w:sz w:val="22"/>
-          </w:rPr>
-          <w:t>McFly’s Harry Judd and all the celebrities racing this weekend’s T100 London triathlon</w:t>
-        </w:r>
-      </w:hyperlink>
-    </w:p>
-    <w:p>
-      <w:pPr>
-        <w:spacing w:after="200"/>
-        <w:ind w:left="360"/>
-      </w:pPr>
-      <w:r>
-        <w:rPr>
-          <w:rFonts w:ascii="Calibri" w:hAnsi="Calibri" w:eastAsia="Microsoft JhengHei"/>
-          <w:b w:val="0"/>
-          <w:color w:val="444444"/>
-          <w:sz w:val="19"/>
-        </w:rPr>
-        <w:t>The T100 event returns to Londons Excel on Saturday 25 July and Sunday 26 July, with 5,300 age-group athletes taking on the super-sprint, sprint, Olympic and T100 distances. Among them will be a numbe...</w:t>
-      </w:r>
-    </w:p>
-    <w:p>
-      <w:pPr>
-        <w:keepNext/>
-        <w:spacing w:before="160" w:after="40"/>
-      </w:pPr>
-      <w:r>
-        <w:rPr>
-          <w:rFonts w:ascii="Calibri" w:hAnsi="Calibri" w:eastAsia="Microsoft JhengHei"/>
-          <w:b/>
-          <w:color w:val="595959"/>
-          <w:sz w:val="19"/>
-        </w:rPr>
-        <w:t xml:space="preserve">【Slowtwitch | 2026-07-22】 </w:t>
-      </w:r>
-      <w:hyperlink w:rId="rId47">
-        <w:r>
-          <w:rPr>
-            <w:color w:val="1F4D78"/>
-            <w:u w:val="single"/>
-            <w:b/>
-            <w:rFonts w:ascii="Calibri" w:hAnsi="Calibri" w:eastAsia="Microsoft JhengHei"/>
-            <w:sz w:val="22"/>
-          </w:rPr>
-          <w:t>Happenings of The Tour de France</w:t>
-        </w:r>
-      </w:hyperlink>
-    </w:p>
-    <w:p>
-      <w:pPr>
-        <w:spacing w:after="200"/>
-        <w:ind w:left="360"/>
-      </w:pPr>
-      <w:r>
-        <w:rPr>
-          <w:rFonts w:ascii="Calibri" w:hAnsi="Calibri" w:eastAsia="Microsoft JhengHei"/>
-          <w:b w:val="0"/>
-          <w:color w:val="444444"/>
-          <w:sz w:val="19"/>
-        </w:rPr>
-        <w:t>According to Sean Mackinnon, The Individual Time Trial served up some fun tech sightings to cue up an exciting final week of racing at the Tour.</w:t>
-        <w:br/>
-        <w:t>The post Happenings of The Tour de France first appeare...</w:t>
-      </w:r>
-    </w:p>
-    <w:p>
-      <w:pPr>
-        <w:keepNext/>
-        <w:spacing w:before="160" w:after="40"/>
-      </w:pPr>
-      <w:r>
-        <w:rPr>
-          <w:rFonts w:ascii="Calibri" w:hAnsi="Calibri" w:eastAsia="Microsoft JhengHei"/>
-          <w:b/>
-          <w:color w:val="595959"/>
-          <w:sz w:val="19"/>
-        </w:rPr>
-        <w:t xml:space="preserve">【Triathlete Magazine | 2026-07-21】 </w:t>
-      </w:r>
-      <w:hyperlink w:rId="rId48">
-        <w:r>
-          <w:rPr>
-            <w:color w:val="1F4D78"/>
-            <w:u w:val="single"/>
-            <w:b/>
-            <w:rFonts w:ascii="Calibri" w:hAnsi="Calibri" w:eastAsia="Microsoft JhengHei"/>
-            <w:sz w:val="22"/>
-          </w:rPr>
-          <w:t>How the Survival of the Shawangunks Triathlon Survived 40 Years of Change</w:t>
-        </w:r>
-      </w:hyperlink>
-    </w:p>
-    <w:p>
-      <w:pPr>
-        <w:spacing w:after="200"/>
-        <w:ind w:left="360"/>
-      </w:pPr>
-      <w:r>
-        <w:rPr>
-          <w:rFonts w:ascii="Calibri" w:hAnsi="Calibri" w:eastAsia="Microsoft JhengHei"/>
-          <w:b w:val="0"/>
-          <w:color w:val="444444"/>
-          <w:sz w:val="19"/>
-        </w:rPr>
-        <w:t>From a lifeguard's training spark to a legendary point-to-point endurance challenge, the Davis family looks back on 40 years of the Survival of the Shawangunks triathlon.</w:t>
-        <w:br/>
-        <w:t>Read the full article at How ...</w:t>
-      </w:r>
-    </w:p>
-    <w:p>
-      <w:pPr>
-        <w:keepNext/>
-        <w:spacing w:before="160" w:after="40"/>
-      </w:pPr>
-      <w:r>
-        <w:rPr>
-          <w:rFonts w:ascii="Calibri" w:hAnsi="Calibri" w:eastAsia="Microsoft JhengHei"/>
-          <w:b/>
-          <w:color w:val="595959"/>
-          <w:sz w:val="19"/>
-        </w:rPr>
-        <w:t xml:space="preserve">【Triathlete Magazine | 2026-07-21】 </w:t>
-      </w:r>
-      <w:hyperlink w:rId="rId49">
-        <w:r>
-          <w:rPr>
-            <w:color w:val="1F4D78"/>
-            <w:u w:val="single"/>
-            <w:b/>
-            <w:rFonts w:ascii="Calibri" w:hAnsi="Calibri" w:eastAsia="Microsoft JhengHei"/>
-            <w:sz w:val="22"/>
-          </w:rPr>
-          <w:t>This 30-Minute Strength Routine Can Prevent Injury and Provide Stability for Triathlon</w:t>
-        </w:r>
-      </w:hyperlink>
-    </w:p>
-    <w:p>
-      <w:pPr>
-        <w:spacing w:after="200"/>
-        <w:ind w:left="360"/>
-      </w:pPr>
-      <w:r>
-        <w:rPr>
-          <w:rFonts w:ascii="Calibri" w:hAnsi="Calibri" w:eastAsia="Microsoft JhengHei"/>
-          <w:b w:val="0"/>
-          <w:color w:val="444444"/>
-          <w:sz w:val="19"/>
-        </w:rPr>
-        <w:t>All you need is 30 minutes and a pair of dumbbells for this full-body strength workout built for triathletes.</w:t>
-        <w:br/>
-        <w:t>Read the full article at This 30-Minute Strength Routine Can Prevent Injury and Provide St...</w:t>
-      </w:r>
-    </w:p>
-    <w:p>
-      <w:pPr>
-        <w:keepNext/>
-        <w:spacing w:before="160" w:after="40"/>
-      </w:pPr>
-      <w:r>
-        <w:rPr>
-          <w:rFonts w:ascii="Calibri" w:hAnsi="Calibri" w:eastAsia="Microsoft JhengHei"/>
-          <w:b/>
-          <w:color w:val="595959"/>
-          <w:sz w:val="19"/>
-        </w:rPr>
-        <w:t xml:space="preserve">【Slowtwitch | 2026-07-21】 </w:t>
-      </w:r>
-      <w:hyperlink w:rId="rId50">
-        <w:r>
-          <w:rPr>
-            <w:color w:val="1F4D78"/>
-            <w:u w:val="single"/>
-            <w:b/>
-            <w:rFonts w:ascii="Calibri" w:hAnsi="Calibri" w:eastAsia="Microsoft JhengHei"/>
-            <w:sz w:val="22"/>
-          </w:rPr>
-          <w:t>We Noticed: Knibb Takes Edmonton World Cup, and More</w:t>
-        </w:r>
-      </w:hyperlink>
-    </w:p>
-    <w:p>
-      <w:pPr>
-        <w:spacing w:after="200"/>
-        <w:ind w:left="360"/>
-      </w:pPr>
-      <w:r>
-        <w:rPr>
-          <w:rFonts w:ascii="Calibri" w:hAnsi="Calibri" w:eastAsia="Microsoft JhengHei"/>
-          <w:b w:val="0"/>
-          <w:color w:val="444444"/>
-          <w:sz w:val="19"/>
-        </w:rPr>
-        <w:t>A return to the top of the podium for the American long-distance and short-course star and more news from the world of triathlon.</w:t>
-        <w:br/>
-        <w:t>The post We Noticed: Knibb Takes Edmonton World Cup, and More first ap...</w:t>
-      </w:r>
-    </w:p>
-    <w:p>
-      <w:pPr>
-        <w:keepNext/>
-        <w:spacing w:before="160" w:after="40"/>
-      </w:pPr>
-      <w:r>
-        <w:rPr>
-          <w:rFonts w:ascii="Calibri" w:hAnsi="Calibri" w:eastAsia="Microsoft JhengHei"/>
-          <w:b/>
-          <w:color w:val="595959"/>
-          <w:sz w:val="19"/>
-        </w:rPr>
-        <w:t xml:space="preserve">【Triathlete Magazine | 2026-07-20】 </w:t>
-      </w:r>
-      <w:hyperlink w:rId="rId51">
-        <w:r>
-          <w:rPr>
-            <w:color w:val="1F4D78"/>
-            <w:u w:val="single"/>
-            <w:b/>
-            <w:rFonts w:ascii="Calibri" w:hAnsi="Calibri" w:eastAsia="Microsoft JhengHei"/>
-            <w:sz w:val="22"/>
-          </w:rPr>
-          <w:t>Women Resist Fatigue Better than Men. Does It Matter?</w:t>
-        </w:r>
-      </w:hyperlink>
-    </w:p>
-    <w:p>
-      <w:pPr>
-        <w:spacing w:after="200"/>
-        <w:ind w:left="360"/>
-      </w:pPr>
-      <w:r>
-        <w:rPr>
-          <w:rFonts w:ascii="Calibri" w:hAnsi="Calibri" w:eastAsia="Microsoft JhengHei"/>
-          <w:b w:val="0"/>
-          <w:color w:val="444444"/>
-          <w:sz w:val="19"/>
-        </w:rPr>
-        <w:t>New evidence backs up the claim that female physiology is wired for endurance. But that’s not why Rachel Entrekin won the Cocodona 250.</w:t>
-        <w:br/>
-        <w:t>Read the full article at Women Resist Fatigue Better than Men. D...</w:t>
-      </w:r>
-    </w:p>
-    <w:p>
-      <w:pPr>
-        <w:keepNext/>
-        <w:spacing w:before="160" w:after="40"/>
-      </w:pPr>
-      <w:r>
-        <w:rPr>
-          <w:rFonts w:ascii="Calibri" w:hAnsi="Calibri" w:eastAsia="Microsoft JhengHei"/>
-          <w:b/>
-          <w:color w:val="595959"/>
-          <w:sz w:val="19"/>
-        </w:rPr>
-        <w:t xml:space="preserve">【220 Triathlon | 2026-07-20】 </w:t>
-      </w:r>
-      <w:hyperlink w:rId="rId52">
-        <w:r>
-          <w:rPr>
-            <w:color w:val="1F4D78"/>
-            <w:u w:val="single"/>
-            <w:b/>
-            <w:rFonts w:ascii="Calibri" w:hAnsi="Calibri" w:eastAsia="Microsoft JhengHei"/>
-            <w:sz w:val="22"/>
-          </w:rPr>
-          <w:t>Free 8-week sprint triathlon training plan</w:t>
-        </w:r>
-      </w:hyperlink>
-    </w:p>
-    <w:p>
-      <w:pPr>
-        <w:spacing w:after="200"/>
-        <w:ind w:left="360"/>
-      </w:pPr>
-      <w:r>
-        <w:rPr>
-          <w:rFonts w:ascii="Calibri" w:hAnsi="Calibri" w:eastAsia="Microsoft JhengHei"/>
-          <w:b w:val="0"/>
-          <w:color w:val="444444"/>
-          <w:sz w:val="19"/>
-        </w:rPr>
-        <w:t>Racing a sprint-distance tri this season? Then you need our expert advice and eight-week sprint triathlon training plan to help guide you to the finish line</w:t>
-      </w:r>
-    </w:p>
     <w:sectPr>
       <w:headerReference w:type="default" r:id="rId9"/>
       <w:footerReference w:type="default" r:id="rId10"/>
@@ -1908,7 +1716,7 @@
         <w:color w:val="777777"/>
         <w:sz w:val="18"/>
       </w:rPr>
-      <w:t>W31 鐵人新知整理報告 | 彙整日期：2026-07-27</w:t>
+      <w:t>W31 鐵人新知整理報告 | 彙整日期：2026-08-02</w:t>
     </w:r>
   </w:p>
 </w:ftr>

--- a/outputs/weekly/2026-W31_當週鐵人新知與文章整理.docx
+++ b/outputs/weekly/2026-W31_當週鐵人新知與文章整理.docx
@@ -27,7 +27,7 @@
           <w:color w:val="555555"/>
           <w:sz w:val="19"/>
         </w:rPr>
-        <w:t>彙整時間：2026-08-02 19:53:27　｜　時間範圍：過去 7 天</w:t>
+        <w:t>彙整時間：2026-08-02 20:00:12　｜　時間範圍：過去 7 天</w:t>
         <w:br/>
         <w:t>來源網站：Slowtwitch, Triathlete, 220 Triathlon, TrainingPeaks, Joe Friel</w:t>
       </w:r>

--- a/outputs/weekly/2026-W31_當週鐵人新知與文章整理.docx
+++ b/outputs/weekly/2026-W31_當週鐵人新知與文章整理.docx
@@ -27,7 +27,7 @@
           <w:color w:val="555555"/>
           <w:sz w:val="19"/>
         </w:rPr>
-        <w:t>彙整時間：2026-08-02 20:00:12　｜　時間範圍：過去 7 天</w:t>
+        <w:t>彙整時間：2026-08-02 20:03:11　｜　時間範圍：過去 7 天</w:t>
         <w:br/>
         <w:t>來源網站：Slowtwitch, Triathlete, 220 Triathlon, TrainingPeaks, Joe Friel</w:t>
       </w:r>

--- a/outputs/weekly/2026-W31_當週鐵人新知與文章整理.docx
+++ b/outputs/weekly/2026-W31_當週鐵人新知與文章整理.docx
@@ -27,7 +27,7 @@
           <w:color w:val="555555"/>
           <w:sz w:val="19"/>
         </w:rPr>
-        <w:t>彙整時間：2026-08-02 20:03:11　｜　時間範圍：過去 7 天</w:t>
+        <w:t>彙整時間：2026-08-02 20:46:05　｜　時間範圍：過去 7 天</w:t>
         <w:br/>
         <w:t>來源網站：Slowtwitch, Triathlete, 220 Triathlon, TrainingPeaks, Joe Friel</w:t>
       </w:r>
@@ -942,48 +942,6 @@
     <w:p>
       <w:pPr>
         <w:keepNext/>
-        <w:spacing w:before="160" w:after="40"/>
-      </w:pPr>
-      <w:r>
-        <w:rPr>
-          <w:rFonts w:ascii="Calibri" w:hAnsi="Calibri" w:eastAsia="Microsoft JhengHei"/>
-          <w:b/>
-          <w:color w:val="595959"/>
-          <w:sz w:val="19"/>
-        </w:rPr>
-        <w:t xml:space="preserve">【220 Triathlon | 2026-07-26】 </w:t>
-      </w:r>
-      <w:hyperlink w:rId="rId31">
-        <w:r>
-          <w:rPr>
-            <w:color w:val="1F4D78"/>
-            <w:u w:val="single"/>
-            <w:b/>
-            <w:rFonts w:ascii="Calibri" w:hAnsi="Calibri" w:eastAsia="Microsoft JhengHei"/>
-            <w:sz w:val="22"/>
-          </w:rPr>
-          <w:t>Georgia Taylor-Brown: “I don’t want it to come down to a run race. I want to change the game”</w:t>
-        </w:r>
-      </w:hyperlink>
-    </w:p>
-    <w:p>
-      <w:pPr>
-        <w:spacing w:after="200"/>
-        <w:ind w:left="360"/>
-      </w:pPr>
-      <w:r>
-        <w:rPr>
-          <w:rFonts w:ascii="Calibri" w:hAnsi="Calibri" w:eastAsia="Microsoft JhengHei"/>
-          <w:b w:val="0"/>
-          <w:color w:val="444444"/>
-          <w:sz w:val="19"/>
-        </w:rPr>
-        <w:t>Britain’s three-time Olympic medallist reflects on the World Triathlon Championships Series return to London, and what she needs to do to keep an Olympic podium in her sights</w:t>
-      </w:r>
-    </w:p>
-    <w:p>
-      <w:pPr>
-        <w:keepNext/>
         <w:spacing w:before="320" w:after="160"/>
       </w:pPr>
       <w:r>
@@ -1010,7 +968,7 @@
         </w:rPr>
         <w:t xml:space="preserve">【Slowtwitch | 2026-08-02】 </w:t>
       </w:r>
-      <w:hyperlink w:rId="rId32">
+      <w:hyperlink w:rId="rId31">
         <w:r>
           <w:rPr>
             <w:color w:val="1F4D78"/>
@@ -1054,7 +1012,7 @@
         </w:rPr>
         <w:t xml:space="preserve">【Slowtwitch | 2026-08-02】 </w:t>
       </w:r>
-      <w:hyperlink w:rId="rId33">
+      <w:hyperlink w:rId="rId32">
         <w:r>
           <w:rPr>
             <w:color w:val="1F4D78"/>
@@ -1098,7 +1056,7 @@
         </w:rPr>
         <w:t xml:space="preserve">【Slowtwitch | 2026-08-02】 </w:t>
       </w:r>
-      <w:hyperlink w:rId="rId34">
+      <w:hyperlink w:rId="rId33">
         <w:r>
           <w:rPr>
             <w:color w:val="1F4D78"/>
@@ -1142,7 +1100,7 @@
         </w:rPr>
         <w:t xml:space="preserve">【Slowtwitch | 2026-08-01】 </w:t>
       </w:r>
-      <w:hyperlink w:rId="rId35">
+      <w:hyperlink w:rId="rId34">
         <w:r>
           <w:rPr>
             <w:color w:val="1F4D78"/>
@@ -1186,7 +1144,7 @@
         </w:rPr>
         <w:t xml:space="preserve">【Slowtwitch | 2026-08-01】 </w:t>
       </w:r>
-      <w:hyperlink w:rId="rId36">
+      <w:hyperlink w:rId="rId35">
         <w:r>
           <w:rPr>
             <w:color w:val="1F4D78"/>
@@ -1230,7 +1188,7 @@
         </w:rPr>
         <w:t xml:space="preserve">【220 Triathlon | 2026-08-01】 </w:t>
       </w:r>
-      <w:hyperlink w:rId="rId37">
+      <w:hyperlink w:rId="rId36">
         <w:r>
           <w:rPr>
             <w:color w:val="1F4D78"/>
@@ -1272,7 +1230,7 @@
         </w:rPr>
         <w:t xml:space="preserve">【Slowtwitch | 2026-07-31】 </w:t>
       </w:r>
-      <w:hyperlink w:rId="rId38">
+      <w:hyperlink w:rId="rId37">
         <w:r>
           <w:rPr>
             <w:color w:val="1F4D78"/>
@@ -1316,7 +1274,7 @@
         </w:rPr>
         <w:t xml:space="preserve">【220 Triathlon | 2026-07-31】 </w:t>
       </w:r>
-      <w:hyperlink w:rId="rId39">
+      <w:hyperlink w:rId="rId38">
         <w:r>
           <w:rPr>
             <w:color w:val="1F4D78"/>
@@ -1358,7 +1316,7 @@
         </w:rPr>
         <w:t xml:space="preserve">【220 Triathlon | 2026-07-31】 </w:t>
       </w:r>
-      <w:hyperlink w:rId="rId40">
+      <w:hyperlink w:rId="rId39">
         <w:r>
           <w:rPr>
             <w:color w:val="1F4D78"/>
@@ -1404,7 +1362,7 @@
         </w:rPr>
         <w:t xml:space="preserve">【Slowtwitch | 2026-07-31】 </w:t>
       </w:r>
-      <w:hyperlink w:rId="rId41">
+      <w:hyperlink w:rId="rId40">
         <w:r>
           <w:rPr>
             <w:color w:val="1F4D78"/>
@@ -1448,7 +1406,7 @@
         </w:rPr>
         <w:t xml:space="preserve">【Slowtwitch | 2026-07-31】 </w:t>
       </w:r>
-      <w:hyperlink w:rId="rId42">
+      <w:hyperlink w:rId="rId41">
         <w:r>
           <w:rPr>
             <w:color w:val="1F4D78"/>
@@ -1492,7 +1450,7 @@
         </w:rPr>
         <w:t xml:space="preserve">【Triathlete Magazine | 2026-07-29】 </w:t>
       </w:r>
-      <w:hyperlink w:rId="rId43">
+      <w:hyperlink w:rId="rId42">
         <w:r>
           <w:rPr>
             <w:color w:val="1F4D78"/>
@@ -1536,7 +1494,7 @@
         </w:rPr>
         <w:t xml:space="preserve">【220 Triathlon | 2026-07-28】 </w:t>
       </w:r>
-      <w:hyperlink w:rId="rId44">
+      <w:hyperlink w:rId="rId43">
         <w:r>
           <w:rPr>
             <w:color w:val="1F4D78"/>
@@ -1578,7 +1536,7 @@
         </w:rPr>
         <w:t xml:space="preserve">【220 Triathlon | 2026-07-28】 </w:t>
       </w:r>
-      <w:hyperlink w:rId="rId45">
+      <w:hyperlink w:rId="rId44">
         <w:r>
           <w:rPr>
             <w:color w:val="1F4D78"/>
@@ -1620,7 +1578,7 @@
         </w:rPr>
         <w:t xml:space="preserve">【220 Triathlon | 2026-07-27】 </w:t>
       </w:r>
-      <w:hyperlink w:rId="rId46">
+      <w:hyperlink w:rId="rId45">
         <w:r>
           <w:rPr>
             <w:color w:val="1F4D78"/>
@@ -1662,7 +1620,7 @@
         </w:rPr>
         <w:t xml:space="preserve">【220 Triathlon | 2026-07-27】 </w:t>
       </w:r>
-      <w:hyperlink w:rId="rId47">
+      <w:hyperlink w:rId="rId46">
         <w:r>
           <w:rPr>
             <w:color w:val="1F4D78"/>
